--- a/BTTH.docx
+++ b/BTTH.docx
@@ -4,35 +4,23 @@
   <w:body>
     <w:p>
       <w:pPr>
-        <w:pStyle w:val="11"/>
-        <w:rPr>
-          <w:rFonts w:ascii="Times New Roman" w:hAnsi="Times New Roman" w:eastAsia="Times New Roman" w:cs="Times New Roman"/>
+        <w:pStyle w:val="2"/>
+        <w:rPr>
+          <w:rFonts w:ascii="Times New Roman" w:hAnsi="Times New Roman" w:eastAsia="Times New Roman" w:cs="Times New Roman"/>
+          <w:b w:val="0"/>
+          <w:bCs w:val="0"/>
           <w:color w:val="000000"/>
         </w:rPr>
       </w:pPr>
       <w:bookmarkStart w:id="0" w:name="_8i7vaum21gwz" w:colFirst="0" w:colLast="0"/>
       <w:bookmarkEnd w:id="0"/>
-      <w:r>
-        <w:rPr>
-          <w:rFonts w:ascii="Times New Roman" w:hAnsi="Times New Roman" w:eastAsia="Times New Roman" w:cs="Times New Roman"/>
-          <w:color w:val="000000"/>
-        </w:rPr>
-        <w:t>PHẦN A: CHẨN ĐOÁN VÀ ĐÁNH GIÁ HIỆN TRẠNG BACKLOG (S1 &amp; S2)</w:t>
-      </w:r>
-    </w:p>
-    <w:p>
-      <w:pPr>
-        <w:pStyle w:val="2"/>
-        <w:rPr>
-          <w:rFonts w:ascii="Times New Roman" w:hAnsi="Times New Roman" w:eastAsia="Times New Roman" w:cs="Times New Roman"/>
-          <w:color w:val="000000"/>
-        </w:rPr>
-      </w:pPr>
       <w:bookmarkStart w:id="1" w:name="_3k92vru60b9x" w:colFirst="0" w:colLast="0"/>
       <w:bookmarkEnd w:id="1"/>
       <w:r>
         <w:rPr>
           <w:rFonts w:ascii="Times New Roman" w:hAnsi="Times New Roman" w:eastAsia="Times New Roman" w:cs="Times New Roman"/>
+          <w:b w:val="0"/>
+          <w:bCs w:val="0"/>
           <w:color w:val="000000"/>
         </w:rPr>
         <w:t>1. Đánh giá User Story 1 (S1)</w:t>
@@ -44,12 +32,16 @@
           <w:ilvl w:val="0"/>
           <w:numId w:val="1"/>
         </w:numPr>
-      </w:pPr>
-      <w:r>
-        <w:rPr>
-          <w:rFonts w:ascii="Times New Roman" w:hAnsi="Times New Roman" w:eastAsia="Times New Roman" w:cs="Times New Roman"/>
-          <w:b/>
-          <w:bCs/>
+        <w:rPr>
+          <w:b w:val="0"/>
+          <w:bCs w:val="0"/>
+        </w:rPr>
+      </w:pPr>
+      <w:r>
+        <w:rPr>
+          <w:rFonts w:ascii="Times New Roman" w:hAnsi="Times New Roman" w:eastAsia="Times New Roman" w:cs="Times New Roman"/>
+          <w:b w:val="0"/>
+          <w:bCs w:val="0"/>
           <w:color w:val="000000"/>
         </w:rPr>
         <w:t>Kết luận:</w:t>
@@ -57,6 +49,8 @@
       <w:r>
         <w:rPr>
           <w:rFonts w:ascii="Times New Roman" w:hAnsi="Times New Roman" w:eastAsia="Times New Roman" w:cs="Times New Roman"/>
+          <w:b w:val="0"/>
+          <w:bCs w:val="0"/>
           <w:color w:val="000000"/>
         </w:rPr>
         <w:t xml:space="preserve"> </w:t>
@@ -64,8 +58,8 @@
       <w:r>
         <w:rPr>
           <w:rFonts w:ascii="Times New Roman" w:hAnsi="Times New Roman" w:eastAsia="Times New Roman" w:cs="Times New Roman"/>
-          <w:b/>
-          <w:bCs/>
+          <w:b w:val="0"/>
+          <w:bCs w:val="0"/>
           <w:color w:val="000000"/>
         </w:rPr>
         <w:t>ĐÚNG</w:t>
@@ -79,13 +73,15 @@
         </w:numPr>
         <w:rPr>
           <w:rFonts w:ascii="Times New Roman" w:hAnsi="Times New Roman" w:eastAsia="Times New Roman" w:cs="Times New Roman"/>
-        </w:rPr>
-      </w:pPr>
-      <w:r>
-        <w:rPr>
-          <w:rFonts w:ascii="Times New Roman" w:hAnsi="Times New Roman" w:eastAsia="Times New Roman" w:cs="Times New Roman"/>
-          <w:b/>
-          <w:bCs/>
+          <w:b w:val="0"/>
+          <w:bCs w:val="0"/>
+        </w:rPr>
+      </w:pPr>
+      <w:r>
+        <w:rPr>
+          <w:rFonts w:ascii="Times New Roman" w:hAnsi="Times New Roman" w:eastAsia="Times New Roman" w:cs="Times New Roman"/>
+          <w:b w:val="0"/>
+          <w:bCs w:val="0"/>
           <w:color w:val="000000"/>
         </w:rPr>
         <w:t>Phân tích chi tiết:</w:t>
@@ -94,15 +90,19 @@
     <w:p>
       <w:pPr>
         <w:numPr>
-          <w:ilvl w:val="1"/>
-          <w:numId w:val="1"/>
+          <w:numId w:val="0"/>
         </w:numPr>
-      </w:pPr>
-      <w:r>
-        <w:rPr>
-          <w:rFonts w:ascii="Times New Roman" w:hAnsi="Times New Roman" w:eastAsia="Times New Roman" w:cs="Times New Roman"/>
-          <w:b/>
-          <w:bCs/>
+        <w:ind w:left="1080" w:leftChars="0"/>
+        <w:rPr>
+          <w:b w:val="0"/>
+          <w:bCs w:val="0"/>
+        </w:rPr>
+      </w:pPr>
+      <w:r>
+        <w:rPr>
+          <w:rFonts w:ascii="Times New Roman" w:hAnsi="Times New Roman" w:eastAsia="Times New Roman" w:cs="Times New Roman"/>
+          <w:b w:val="0"/>
+          <w:bCs w:val="0"/>
           <w:color w:val="000000"/>
         </w:rPr>
         <w:t>Cấu trúc chuẩn:</w:t>
@@ -110,6 +110,8 @@
       <w:r>
         <w:rPr>
           <w:rFonts w:ascii="Times New Roman" w:hAnsi="Times New Roman" w:eastAsia="Times New Roman" w:cs="Times New Roman"/>
+          <w:b w:val="0"/>
+          <w:bCs w:val="0"/>
           <w:color w:val="000000"/>
         </w:rPr>
         <w:t xml:space="preserve"> Tuân thủ chính xác mẫu cấu trúc tiêu chuẩn: "As a [user], I want [action], so that [benefit]".</w:t>
@@ -118,15 +120,19 @@
     <w:p>
       <w:pPr>
         <w:numPr>
-          <w:ilvl w:val="1"/>
-          <w:numId w:val="1"/>
+          <w:numId w:val="0"/>
         </w:numPr>
-      </w:pPr>
-      <w:r>
-        <w:rPr>
-          <w:rFonts w:ascii="Times New Roman" w:hAnsi="Times New Roman" w:eastAsia="Times New Roman" w:cs="Times New Roman"/>
-          <w:b/>
-          <w:bCs/>
+        <w:ind w:left="1080" w:leftChars="0"/>
+        <w:rPr>
+          <w:b w:val="0"/>
+          <w:bCs w:val="0"/>
+        </w:rPr>
+      </w:pPr>
+      <w:r>
+        <w:rPr>
+          <w:rFonts w:ascii="Times New Roman" w:hAnsi="Times New Roman" w:eastAsia="Times New Roman" w:cs="Times New Roman"/>
+          <w:b w:val="0"/>
+          <w:bCs w:val="0"/>
           <w:color w:val="000000"/>
         </w:rPr>
         <w:t>Cấp độ</w:t>
@@ -134,8 +140,8 @@
       <w:r>
         <w:rPr>
           <w:rFonts w:ascii="Times New Roman" w:hAnsi="Times New Roman" w:eastAsia="Times New Roman" w:cs="Times New Roman"/>
-          <w:b/>
-          <w:bCs/>
+          <w:b w:val="0"/>
+          <w:bCs w:val="0"/>
           <w:color w:val="000000"/>
           <w:lang w:val="en-US"/>
         </w:rPr>
@@ -144,8 +150,8 @@
       <w:r>
         <w:rPr>
           <w:rFonts w:ascii="Times New Roman" w:hAnsi="Times New Roman" w:eastAsia="Times New Roman" w:cs="Times New Roman"/>
-          <w:b/>
-          <w:bCs/>
+          <w:b w:val="0"/>
+          <w:bCs w:val="0"/>
           <w:color w:val="000000"/>
         </w:rPr>
         <w:t>:</w:t>
@@ -153,6 +159,8 @@
       <w:r>
         <w:rPr>
           <w:rFonts w:ascii="Times New Roman" w:hAnsi="Times New Roman" w:eastAsia="Times New Roman" w:cs="Times New Roman"/>
+          <w:b w:val="0"/>
+          <w:bCs w:val="0"/>
           <w:color w:val="000000"/>
         </w:rPr>
         <w:t xml:space="preserve"> Đạt mức độ chi tiết phù hợp cho một User Story. Tập trung duy nhất vào một thao tác đơn giản mang lại giá trị tức thì cho khách hàng.</w:t>
@@ -161,18 +169,20 @@
     <w:p>
       <w:pPr>
         <w:numPr>
-          <w:ilvl w:val="1"/>
-          <w:numId w:val="1"/>
+          <w:numId w:val="0"/>
         </w:numPr>
-        <w:rPr>
-          <w:rFonts w:ascii="Times New Roman" w:hAnsi="Times New Roman" w:eastAsia="Times New Roman" w:cs="Times New Roman"/>
-        </w:rPr>
-      </w:pPr>
-      <w:r>
-        <w:rPr>
-          <w:rFonts w:ascii="Times New Roman" w:hAnsi="Times New Roman" w:eastAsia="Times New Roman" w:cs="Times New Roman"/>
-          <w:b/>
-          <w:bCs/>
+        <w:ind w:left="1080" w:leftChars="0"/>
+        <w:rPr>
+          <w:rFonts w:ascii="Times New Roman" w:hAnsi="Times New Roman" w:eastAsia="Times New Roman" w:cs="Times New Roman"/>
+          <w:b w:val="0"/>
+          <w:bCs w:val="0"/>
+        </w:rPr>
+      </w:pPr>
+      <w:r>
+        <w:rPr>
+          <w:rFonts w:ascii="Times New Roman" w:hAnsi="Times New Roman" w:eastAsia="Times New Roman" w:cs="Times New Roman"/>
+          <w:b w:val="0"/>
+          <w:bCs w:val="0"/>
           <w:color w:val="000000"/>
         </w:rPr>
         <w:t>Thỏa mãn tiêu chí INVEST:</w:t>
@@ -181,15 +191,19 @@
     <w:p>
       <w:pPr>
         <w:numPr>
-          <w:ilvl w:val="2"/>
-          <w:numId w:val="1"/>
+          <w:numId w:val="0"/>
         </w:numPr>
-      </w:pPr>
-      <w:r>
-        <w:rPr>
-          <w:rFonts w:ascii="Times New Roman" w:hAnsi="Times New Roman" w:eastAsia="Times New Roman" w:cs="Times New Roman"/>
-          <w:b/>
-          <w:bCs/>
+        <w:ind w:left="1800" w:leftChars="0"/>
+        <w:rPr>
+          <w:b w:val="0"/>
+          <w:bCs w:val="0"/>
+        </w:rPr>
+      </w:pPr>
+      <w:r>
+        <w:rPr>
+          <w:rFonts w:ascii="Times New Roman" w:hAnsi="Times New Roman" w:eastAsia="Times New Roman" w:cs="Times New Roman"/>
+          <w:b w:val="0"/>
+          <w:bCs w:val="0"/>
           <w:color w:val="000000"/>
         </w:rPr>
         <w:t>Independent (Độc lập):</w:t>
@@ -197,6 +211,8 @@
       <w:r>
         <w:rPr>
           <w:rFonts w:ascii="Times New Roman" w:hAnsi="Times New Roman" w:eastAsia="Times New Roman" w:cs="Times New Roman"/>
+          <w:b w:val="0"/>
+          <w:bCs w:val="0"/>
           <w:color w:val="000000"/>
         </w:rPr>
         <w:t xml:space="preserve"> Phát triển tách biệt hoàn toàn với tính năng viết bình luận dài hay tải tệp phương tiện.</w:t>
@@ -205,15 +221,19 @@
     <w:p>
       <w:pPr>
         <w:numPr>
-          <w:ilvl w:val="2"/>
-          <w:numId w:val="1"/>
+          <w:numId w:val="0"/>
         </w:numPr>
-      </w:pPr>
-      <w:r>
-        <w:rPr>
-          <w:rFonts w:ascii="Times New Roman" w:hAnsi="Times New Roman" w:eastAsia="Times New Roman" w:cs="Times New Roman"/>
-          <w:b/>
-          <w:bCs/>
+        <w:ind w:left="1800" w:leftChars="0"/>
+        <w:rPr>
+          <w:b w:val="0"/>
+          <w:bCs w:val="0"/>
+        </w:rPr>
+      </w:pPr>
+      <w:r>
+        <w:rPr>
+          <w:rFonts w:ascii="Times New Roman" w:hAnsi="Times New Roman" w:eastAsia="Times New Roman" w:cs="Times New Roman"/>
+          <w:b w:val="0"/>
+          <w:bCs w:val="0"/>
           <w:color w:val="000000"/>
         </w:rPr>
         <w:t>Valuable (Giá trị):</w:t>
@@ -221,6 +241,8 @@
       <w:r>
         <w:rPr>
           <w:rFonts w:ascii="Times New Roman" w:hAnsi="Times New Roman" w:eastAsia="Times New Roman" w:cs="Times New Roman"/>
+          <w:b w:val="0"/>
+          <w:bCs w:val="0"/>
           <w:color w:val="000000"/>
         </w:rPr>
         <w:t xml:space="preserve"> Cung cấp phương thức nhanh nhất để người mua thể hiện mức độ hài lòng đối với đơn hàng.</w:t>
@@ -229,15 +251,19 @@
     <w:p>
       <w:pPr>
         <w:numPr>
-          <w:ilvl w:val="2"/>
-          <w:numId w:val="1"/>
+          <w:numId w:val="0"/>
         </w:numPr>
-      </w:pPr>
-      <w:r>
-        <w:rPr>
-          <w:rFonts w:ascii="Times New Roman" w:hAnsi="Times New Roman" w:eastAsia="Times New Roman" w:cs="Times New Roman"/>
-          <w:b/>
-          <w:bCs/>
+        <w:ind w:left="1800" w:leftChars="0"/>
+        <w:rPr>
+          <w:b w:val="0"/>
+          <w:bCs w:val="0"/>
+        </w:rPr>
+      </w:pPr>
+      <w:r>
+        <w:rPr>
+          <w:rFonts w:ascii="Times New Roman" w:hAnsi="Times New Roman" w:eastAsia="Times New Roman" w:cs="Times New Roman"/>
+          <w:b w:val="0"/>
+          <w:bCs w:val="0"/>
           <w:color w:val="000000"/>
         </w:rPr>
         <w:t>Small &amp; Estimable (Nhỏ &amp; Ước lượng được):</w:t>
@@ -245,6 +271,8 @@
       <w:r>
         <w:rPr>
           <w:rFonts w:ascii="Times New Roman" w:hAnsi="Times New Roman" w:eastAsia="Times New Roman" w:cs="Times New Roman"/>
+          <w:b w:val="0"/>
+          <w:bCs w:val="0"/>
           <w:color w:val="000000"/>
         </w:rPr>
         <w:t xml:space="preserve"> Phạm vi kỹ thuật nhỏ gọn, rõ ràng, giúp Dev Team ước lượng Story Points chính xác và triển khai nhanh chóng.</w:t>
@@ -255,6 +283,8 @@
         <w:pStyle w:val="2"/>
         <w:rPr>
           <w:rFonts w:ascii="Times New Roman" w:hAnsi="Times New Roman" w:eastAsia="Times New Roman" w:cs="Times New Roman"/>
+          <w:b w:val="0"/>
+          <w:bCs w:val="0"/>
           <w:color w:val="000000"/>
         </w:rPr>
       </w:pPr>
@@ -263,6 +293,8 @@
       <w:r>
         <w:rPr>
           <w:rFonts w:ascii="Times New Roman" w:hAnsi="Times New Roman" w:eastAsia="Times New Roman" w:cs="Times New Roman"/>
+          <w:b w:val="0"/>
+          <w:bCs w:val="0"/>
           <w:color w:val="000000"/>
         </w:rPr>
         <w:t>2. Đánh giá User Story 2 (S2)</w:t>
@@ -271,15 +303,19 @@
     <w:p>
       <w:pPr>
         <w:numPr>
-          <w:ilvl w:val="0"/>
-          <w:numId w:val="1"/>
+          <w:numId w:val="0"/>
         </w:numPr>
-      </w:pPr>
-      <w:r>
-        <w:rPr>
-          <w:rFonts w:ascii="Times New Roman" w:hAnsi="Times New Roman" w:eastAsia="Times New Roman" w:cs="Times New Roman"/>
-          <w:b/>
-          <w:bCs/>
+        <w:ind w:left="360" w:leftChars="0"/>
+        <w:rPr>
+          <w:b w:val="0"/>
+          <w:bCs w:val="0"/>
+        </w:rPr>
+      </w:pPr>
+      <w:r>
+        <w:rPr>
+          <w:rFonts w:ascii="Times New Roman" w:hAnsi="Times New Roman" w:eastAsia="Times New Roman" w:cs="Times New Roman"/>
+          <w:b w:val="0"/>
+          <w:bCs w:val="0"/>
           <w:color w:val="000000"/>
         </w:rPr>
         <w:t>Kết luận:</w:t>
@@ -287,6 +323,8 @@
       <w:r>
         <w:rPr>
           <w:rFonts w:ascii="Times New Roman" w:hAnsi="Times New Roman" w:eastAsia="Times New Roman" w:cs="Times New Roman"/>
+          <w:b w:val="0"/>
+          <w:bCs w:val="0"/>
           <w:color w:val="000000"/>
         </w:rPr>
         <w:t xml:space="preserve"> </w:t>
@@ -294,8 +332,8 @@
       <w:r>
         <w:rPr>
           <w:rFonts w:ascii="Times New Roman" w:hAnsi="Times New Roman" w:eastAsia="Times New Roman" w:cs="Times New Roman"/>
-          <w:b/>
-          <w:bCs/>
+          <w:b w:val="0"/>
+          <w:bCs w:val="0"/>
           <w:color w:val="000000"/>
         </w:rPr>
         <w:t>SAI</w:t>
@@ -303,6 +341,8 @@
       <w:r>
         <w:rPr>
           <w:rFonts w:ascii="Times New Roman" w:hAnsi="Times New Roman" w:eastAsia="Times New Roman" w:cs="Times New Roman"/>
+          <w:b w:val="0"/>
+          <w:bCs w:val="0"/>
           <w:color w:val="000000"/>
         </w:rPr>
         <w:t xml:space="preserve"> (Vi phạm nghiêm trọng về phân cấp nghiệp vụ và tiêu chí chất lượng).</w:t>
@@ -311,18 +351,20 @@
     <w:p>
       <w:pPr>
         <w:numPr>
-          <w:ilvl w:val="0"/>
-          <w:numId w:val="1"/>
+          <w:numId w:val="0"/>
         </w:numPr>
-        <w:rPr>
-          <w:rFonts w:ascii="Times New Roman" w:hAnsi="Times New Roman" w:eastAsia="Times New Roman" w:cs="Times New Roman"/>
-        </w:rPr>
-      </w:pPr>
-      <w:r>
-        <w:rPr>
-          <w:rFonts w:ascii="Times New Roman" w:hAnsi="Times New Roman" w:eastAsia="Times New Roman" w:cs="Times New Roman"/>
-          <w:b/>
-          <w:bCs/>
+        <w:ind w:left="360" w:leftChars="0"/>
+        <w:rPr>
+          <w:rFonts w:ascii="Times New Roman" w:hAnsi="Times New Roman" w:eastAsia="Times New Roman" w:cs="Times New Roman"/>
+          <w:b w:val="0"/>
+          <w:bCs w:val="0"/>
+        </w:rPr>
+      </w:pPr>
+      <w:r>
+        <w:rPr>
+          <w:rFonts w:ascii="Times New Roman" w:hAnsi="Times New Roman" w:eastAsia="Times New Roman" w:cs="Times New Roman"/>
+          <w:b w:val="0"/>
+          <w:bCs w:val="0"/>
           <w:color w:val="000000"/>
         </w:rPr>
         <w:t>Phân tích vi phạm:</w:t>
@@ -331,15 +373,19 @@
     <w:p>
       <w:pPr>
         <w:numPr>
-          <w:ilvl w:val="1"/>
-          <w:numId w:val="1"/>
+          <w:numId w:val="0"/>
         </w:numPr>
-      </w:pPr>
-      <w:r>
-        <w:rPr>
-          <w:rFonts w:ascii="Times New Roman" w:hAnsi="Times New Roman" w:eastAsia="Times New Roman" w:cs="Times New Roman"/>
-          <w:b/>
-          <w:bCs/>
+        <w:ind w:left="1080" w:leftChars="0"/>
+        <w:rPr>
+          <w:b w:val="0"/>
+          <w:bCs w:val="0"/>
+        </w:rPr>
+      </w:pPr>
+      <w:r>
+        <w:rPr>
+          <w:rFonts w:ascii="Times New Roman" w:hAnsi="Times New Roman" w:eastAsia="Times New Roman" w:cs="Times New Roman"/>
+          <w:b w:val="0"/>
+          <w:bCs w:val="0"/>
           <w:color w:val="000000"/>
         </w:rPr>
         <w:t>Sai nguyên tắc phân cấp (Epic/Feature vs. User Story):</w:t>
@@ -347,6 +393,8 @@
       <w:r>
         <w:rPr>
           <w:rFonts w:ascii="Times New Roman" w:hAnsi="Times New Roman" w:eastAsia="Times New Roman" w:cs="Times New Roman"/>
+          <w:b w:val="0"/>
+          <w:bCs w:val="0"/>
           <w:color w:val="000000"/>
         </w:rPr>
         <w:t xml:space="preserve"> Nội dung S2 gộp toàn bộ quy trình nghiệp vụ phức tạp từ đầu đến cuối, bao gồm: Chấm sao --&gt; Viết bình luận --&gt; Đính kèm ảnh --&gt; Gửi đánh giá --&gt; Kiểm duyệt nội dung --&gt; Xuất bản công khai. Đây là một </w:t>
@@ -354,8 +402,8 @@
       <w:r>
         <w:rPr>
           <w:rFonts w:ascii="Times New Roman" w:hAnsi="Times New Roman" w:eastAsia="Times New Roman" w:cs="Times New Roman"/>
-          <w:b/>
-          <w:bCs/>
+          <w:b w:val="0"/>
+          <w:bCs w:val="0"/>
           <w:color w:val="000000"/>
         </w:rPr>
         <w:t>Feature</w:t>
@@ -363,6 +411,8 @@
       <w:r>
         <w:rPr>
           <w:rFonts w:ascii="Times New Roman" w:hAnsi="Times New Roman" w:eastAsia="Times New Roman" w:cs="Times New Roman"/>
+          <w:b w:val="0"/>
+          <w:bCs w:val="0"/>
           <w:color w:val="000000"/>
         </w:rPr>
         <w:t xml:space="preserve"> hoặc </w:t>
@@ -370,8 +420,8 @@
       <w:r>
         <w:rPr>
           <w:rFonts w:ascii="Times New Roman" w:hAnsi="Times New Roman" w:eastAsia="Times New Roman" w:cs="Times New Roman"/>
-          <w:b/>
-          <w:bCs/>
+          <w:b w:val="0"/>
+          <w:bCs w:val="0"/>
           <w:color w:val="000000"/>
         </w:rPr>
         <w:t>Epic con</w:t>
@@ -379,6 +429,8 @@
       <w:r>
         <w:rPr>
           <w:rFonts w:ascii="Times New Roman" w:hAnsi="Times New Roman" w:eastAsia="Times New Roman" w:cs="Times New Roman"/>
+          <w:b w:val="0"/>
+          <w:bCs w:val="0"/>
           <w:color w:val="000000"/>
         </w:rPr>
         <w:t>, không thể coi là một User Story.</w:t>
@@ -387,15 +439,19 @@
     <w:p>
       <w:pPr>
         <w:numPr>
-          <w:ilvl w:val="1"/>
-          <w:numId w:val="1"/>
+          <w:numId w:val="0"/>
         </w:numPr>
-      </w:pPr>
-      <w:r>
-        <w:rPr>
-          <w:rFonts w:ascii="Times New Roman" w:hAnsi="Times New Roman" w:eastAsia="Times New Roman" w:cs="Times New Roman"/>
-          <w:b/>
-          <w:bCs/>
+        <w:ind w:left="1080" w:leftChars="0"/>
+        <w:rPr>
+          <w:b w:val="0"/>
+          <w:bCs w:val="0"/>
+        </w:rPr>
+      </w:pPr>
+      <w:r>
+        <w:rPr>
+          <w:rFonts w:ascii="Times New Roman" w:hAnsi="Times New Roman" w:eastAsia="Times New Roman" w:cs="Times New Roman"/>
+          <w:b w:val="0"/>
+          <w:bCs w:val="0"/>
           <w:color w:val="000000"/>
         </w:rPr>
         <w:t>Thiếu cấu trúc tiêu chuẩn:</w:t>
@@ -403,6 +459,8 @@
       <w:r>
         <w:rPr>
           <w:rFonts w:ascii="Times New Roman" w:hAnsi="Times New Roman" w:eastAsia="Times New Roman" w:cs="Times New Roman"/>
+          <w:b w:val="0"/>
+          <w:bCs w:val="0"/>
           <w:color w:val="000000"/>
         </w:rPr>
         <w:t xml:space="preserve"> Không sử dụng mẫu "As a... I want... so that...", bỏ sót hoàn toàn đối tượng thao tác (Who) và giá trị nghiệp vụ mong muốn (Why).</w:t>
@@ -411,18 +469,20 @@
     <w:p>
       <w:pPr>
         <w:numPr>
-          <w:ilvl w:val="1"/>
-          <w:numId w:val="1"/>
+          <w:numId w:val="0"/>
         </w:numPr>
-        <w:rPr>
-          <w:rFonts w:ascii="Times New Roman" w:hAnsi="Times New Roman" w:eastAsia="Times New Roman" w:cs="Times New Roman"/>
-        </w:rPr>
-      </w:pPr>
-      <w:r>
-        <w:rPr>
-          <w:rFonts w:ascii="Times New Roman" w:hAnsi="Times New Roman" w:eastAsia="Times New Roman" w:cs="Times New Roman"/>
-          <w:b/>
-          <w:bCs/>
+        <w:ind w:left="1080" w:leftChars="0"/>
+        <w:rPr>
+          <w:rFonts w:ascii="Times New Roman" w:hAnsi="Times New Roman" w:eastAsia="Times New Roman" w:cs="Times New Roman"/>
+          <w:b w:val="0"/>
+          <w:bCs w:val="0"/>
+        </w:rPr>
+      </w:pPr>
+      <w:r>
+        <w:rPr>
+          <w:rFonts w:ascii="Times New Roman" w:hAnsi="Times New Roman" w:eastAsia="Times New Roman" w:cs="Times New Roman"/>
+          <w:b w:val="0"/>
+          <w:bCs w:val="0"/>
           <w:color w:val="000000"/>
         </w:rPr>
         <w:t>Vi phạm tiêu chí INVEST:</w:t>
@@ -431,15 +491,19 @@
     <w:p>
       <w:pPr>
         <w:numPr>
-          <w:ilvl w:val="2"/>
-          <w:numId w:val="1"/>
+          <w:numId w:val="0"/>
         </w:numPr>
-      </w:pPr>
-      <w:r>
-        <w:rPr>
-          <w:rFonts w:ascii="Times New Roman" w:hAnsi="Times New Roman" w:eastAsia="Times New Roman" w:cs="Times New Roman"/>
-          <w:b/>
-          <w:bCs/>
+        <w:ind w:left="1800" w:leftChars="0"/>
+        <w:rPr>
+          <w:b w:val="0"/>
+          <w:bCs w:val="0"/>
+        </w:rPr>
+      </w:pPr>
+      <w:r>
+        <w:rPr>
+          <w:rFonts w:ascii="Times New Roman" w:hAnsi="Times New Roman" w:eastAsia="Times New Roman" w:cs="Times New Roman"/>
+          <w:b w:val="0"/>
+          <w:bCs w:val="0"/>
           <w:color w:val="000000"/>
         </w:rPr>
         <w:t>Vi phạm Small (Quá lớn):</w:t>
@@ -447,6 +511,8 @@
       <w:r>
         <w:rPr>
           <w:rFonts w:ascii="Times New Roman" w:hAnsi="Times New Roman" w:eastAsia="Times New Roman" w:cs="Times New Roman"/>
+          <w:b w:val="0"/>
+          <w:bCs w:val="0"/>
           <w:color w:val="000000"/>
         </w:rPr>
         <w:t xml:space="preserve"> Chứa nhiều tính năng con thuộc các phạm vi kỹ thuật khác nhau.</w:t>
@@ -455,15 +521,19 @@
     <w:p>
       <w:pPr>
         <w:numPr>
-          <w:ilvl w:val="2"/>
-          <w:numId w:val="1"/>
+          <w:numId w:val="0"/>
         </w:numPr>
-      </w:pPr>
-      <w:r>
-        <w:rPr>
-          <w:rFonts w:ascii="Times New Roman" w:hAnsi="Times New Roman" w:eastAsia="Times New Roman" w:cs="Times New Roman"/>
-          <w:b/>
-          <w:bCs/>
+        <w:ind w:left="1800" w:leftChars="0"/>
+        <w:rPr>
+          <w:b w:val="0"/>
+          <w:bCs w:val="0"/>
+        </w:rPr>
+      </w:pPr>
+      <w:r>
+        <w:rPr>
+          <w:rFonts w:ascii="Times New Roman" w:hAnsi="Times New Roman" w:eastAsia="Times New Roman" w:cs="Times New Roman"/>
+          <w:b w:val="0"/>
+          <w:bCs w:val="0"/>
           <w:color w:val="000000"/>
         </w:rPr>
         <w:t>Vi phạm Estimable (Khó ước lượng):</w:t>
@@ -471,6 +541,8 @@
       <w:r>
         <w:rPr>
           <w:rFonts w:ascii="Times New Roman" w:hAnsi="Times New Roman" w:eastAsia="Times New Roman" w:cs="Times New Roman"/>
+          <w:b w:val="0"/>
+          <w:bCs w:val="0"/>
           <w:color w:val="000000"/>
         </w:rPr>
         <w:t xml:space="preserve"> Do trộn lẫn giữa giao diện Khách hàng và hệ thống Quản trị, nhóm phát triển không thể đánh giá độ phức tạp và khối lượng công việc thực tế.</w:t>
@@ -479,15 +551,19 @@
     <w:p>
       <w:pPr>
         <w:numPr>
-          <w:ilvl w:val="2"/>
-          <w:numId w:val="1"/>
+          <w:numId w:val="0"/>
         </w:numPr>
-      </w:pPr>
-      <w:r>
-        <w:rPr>
-          <w:rFonts w:ascii="Times New Roman" w:hAnsi="Times New Roman" w:eastAsia="Times New Roman" w:cs="Times New Roman"/>
-          <w:b/>
-          <w:bCs/>
+        <w:ind w:left="1800" w:leftChars="0"/>
+        <w:rPr>
+          <w:b w:val="0"/>
+          <w:bCs w:val="0"/>
+        </w:rPr>
+      </w:pPr>
+      <w:r>
+        <w:rPr>
+          <w:rFonts w:ascii="Times New Roman" w:hAnsi="Times New Roman" w:eastAsia="Times New Roman" w:cs="Times New Roman"/>
+          <w:b w:val="0"/>
+          <w:bCs w:val="0"/>
           <w:color w:val="000000"/>
         </w:rPr>
         <w:t>Vi phạm Independent (Không độc lập):</w:t>
@@ -495,6 +571,8 @@
       <w:r>
         <w:rPr>
           <w:rFonts w:ascii="Times New Roman" w:hAnsi="Times New Roman" w:eastAsia="Times New Roman" w:cs="Times New Roman"/>
+          <w:b w:val="0"/>
+          <w:bCs w:val="0"/>
           <w:color w:val="000000"/>
         </w:rPr>
         <w:t xml:space="preserve"> Các luồng công việc bị thắt chặt vào nhau, cản trở việc phân chia nhiệm vụ và giao hàng từng phần.</w:t>
@@ -505,6 +583,8 @@
         <w:pStyle w:val="2"/>
         <w:rPr>
           <w:rFonts w:ascii="Times New Roman" w:hAnsi="Times New Roman" w:eastAsia="Times New Roman" w:cs="Times New Roman"/>
+          <w:b w:val="0"/>
+          <w:bCs w:val="0"/>
           <w:color w:val="000000"/>
         </w:rPr>
       </w:pPr>
@@ -513,6 +593,8 @@
       <w:r>
         <w:rPr>
           <w:rFonts w:ascii="Times New Roman" w:hAnsi="Times New Roman" w:eastAsia="Times New Roman" w:cs="Times New Roman"/>
+          <w:b w:val="0"/>
+          <w:bCs w:val="0"/>
           <w:color w:val="000000"/>
         </w:rPr>
         <w:t>3. Lý do S2 không thể đưa trực tiếp vào Sprint Planning</w:t>
@@ -521,15 +603,19 @@
     <w:p>
       <w:pPr>
         <w:numPr>
-          <w:ilvl w:val="0"/>
-          <w:numId w:val="1"/>
+          <w:numId w:val="0"/>
         </w:numPr>
-      </w:pPr>
-      <w:r>
-        <w:rPr>
-          <w:rFonts w:ascii="Times New Roman" w:hAnsi="Times New Roman" w:eastAsia="Times New Roman" w:cs="Times New Roman"/>
-          <w:b/>
-          <w:bCs/>
+        <w:ind w:left="360" w:leftChars="0"/>
+        <w:rPr>
+          <w:b w:val="0"/>
+          <w:bCs w:val="0"/>
+        </w:rPr>
+      </w:pPr>
+      <w:r>
+        <w:rPr>
+          <w:rFonts w:ascii="Times New Roman" w:hAnsi="Times New Roman" w:eastAsia="Times New Roman" w:cs="Times New Roman"/>
+          <w:b w:val="0"/>
+          <w:bCs w:val="0"/>
           <w:color w:val="000000"/>
         </w:rPr>
         <w:t>Rủi ro cam kết Timebox:</w:t>
@@ -537,6 +623,8 @@
       <w:r>
         <w:rPr>
           <w:rFonts w:ascii="Times New Roman" w:hAnsi="Times New Roman" w:eastAsia="Times New Roman" w:cs="Times New Roman"/>
+          <w:b w:val="0"/>
+          <w:bCs w:val="0"/>
           <w:color w:val="000000"/>
         </w:rPr>
         <w:t xml:space="preserve"> Khối lượng công việc lớn và độ mơ hồ cao dễ dẫn đến tình trạng trễ tiến độ, vỡ mục tiêu Sprint.</w:t>
@@ -545,15 +633,19 @@
     <w:p>
       <w:pPr>
         <w:numPr>
-          <w:ilvl w:val="0"/>
-          <w:numId w:val="1"/>
+          <w:numId w:val="0"/>
         </w:numPr>
-      </w:pPr>
-      <w:r>
-        <w:rPr>
-          <w:rFonts w:ascii="Times New Roman" w:hAnsi="Times New Roman" w:eastAsia="Times New Roman" w:cs="Times New Roman"/>
-          <w:b/>
-          <w:bCs/>
+        <w:ind w:left="360" w:leftChars="0"/>
+        <w:rPr>
+          <w:b w:val="0"/>
+          <w:bCs w:val="0"/>
+        </w:rPr>
+      </w:pPr>
+      <w:r>
+        <w:rPr>
+          <w:rFonts w:ascii="Times New Roman" w:hAnsi="Times New Roman" w:eastAsia="Times New Roman" w:cs="Times New Roman"/>
+          <w:b w:val="0"/>
+          <w:bCs w:val="0"/>
           <w:color w:val="000000"/>
         </w:rPr>
         <w:t>Khó khăn trong Kiểm thử &amp; Nghiệm thu:</w:t>
@@ -561,6 +653,8 @@
       <w:r>
         <w:rPr>
           <w:rFonts w:ascii="Times New Roman" w:hAnsi="Times New Roman" w:eastAsia="Times New Roman" w:cs="Times New Roman"/>
+          <w:b w:val="0"/>
+          <w:bCs w:val="0"/>
           <w:color w:val="000000"/>
         </w:rPr>
         <w:t xml:space="preserve"> Thiếu tiêu chí chấp nhận cụ thể cho từng luồng. QA/Tester không thể xây dựng kịch bản kiểm thử hiệu quả cho một chuỗi thao tác liên quan đến nhiều vai trò người dùng cùng lúc.</w:t>
@@ -569,15 +663,21 @@
     <w:p>
       <w:pPr>
         <w:numPr>
-          <w:ilvl w:val="0"/>
-          <w:numId w:val="1"/>
+          <w:numId w:val="0"/>
         </w:numPr>
-      </w:pPr>
-      <w:r>
-        <w:rPr>
-          <w:rFonts w:ascii="Times New Roman" w:hAnsi="Times New Roman" w:eastAsia="Times New Roman" w:cs="Times New Roman"/>
-          <w:b/>
-          <w:bCs/>
+        <w:ind w:left="360" w:leftChars="0"/>
+        <w:rPr>
+          <w:rFonts w:ascii="Times New Roman" w:hAnsi="Times New Roman" w:eastAsia="Times New Roman" w:cs="Times New Roman"/>
+          <w:b w:val="0"/>
+          <w:bCs w:val="0"/>
+          <w:color w:val="000000"/>
+        </w:rPr>
+      </w:pPr>
+      <w:r>
+        <w:rPr>
+          <w:rFonts w:ascii="Times New Roman" w:hAnsi="Times New Roman" w:eastAsia="Times New Roman" w:cs="Times New Roman"/>
+          <w:b w:val="0"/>
+          <w:bCs w:val="0"/>
           <w:color w:val="000000"/>
         </w:rPr>
         <w:t>Mất tính linh hoạt trong ưu tiên:</w:t>
@@ -585,6 +685,8 @@
       <w:r>
         <w:rPr>
           <w:rFonts w:ascii="Times New Roman" w:hAnsi="Times New Roman" w:eastAsia="Times New Roman" w:cs="Times New Roman"/>
+          <w:b w:val="0"/>
+          <w:bCs w:val="0"/>
           <w:color w:val="000000"/>
         </w:rPr>
         <w:t xml:space="preserve"> Product Owner không thể tách lẻ để phát triển trước chức năng Viết bình luận mà bắt buộc phải triển khai kèm toàn bộ Hệ thống kiểm duyệt, gây lãng phí tài nguyên trong giai đoạn xây dựng sản phẩm tối thiểu.</w:t>
@@ -592,9 +694,24 @@
     </w:p>
     <w:p>
       <w:pPr>
-        <w:pStyle w:val="11"/>
-        <w:rPr>
-          <w:rFonts w:ascii="Times New Roman" w:hAnsi="Times New Roman" w:eastAsia="Times New Roman" w:cs="Times New Roman"/>
+        <w:numPr>
+          <w:numId w:val="0"/>
+        </w:numPr>
+        <w:ind w:left="360" w:leftChars="0"/>
+        <w:rPr>
+          <w:rFonts w:ascii="Times New Roman" w:hAnsi="Times New Roman" w:eastAsia="Times New Roman" w:cs="Times New Roman"/>
+          <w:b w:val="0"/>
+          <w:bCs w:val="0"/>
+          <w:color w:val="000000"/>
+        </w:rPr>
+      </w:pPr>
+    </w:p>
+    <w:p>
+      <w:pPr>
+        <w:rPr>
+          <w:rFonts w:ascii="Times New Roman" w:hAnsi="Times New Roman" w:eastAsia="Times New Roman" w:cs="Times New Roman"/>
+          <w:b w:val="0"/>
+          <w:bCs w:val="0"/>
           <w:color w:val="000000"/>
         </w:rPr>
       </w:pPr>
@@ -603,40 +720,29 @@
       <w:r>
         <w:rPr>
           <w:rFonts w:ascii="Times New Roman" w:hAnsi="Times New Roman" w:eastAsia="Times New Roman" w:cs="Times New Roman"/>
-          <w:color w:val="000000"/>
-        </w:rPr>
-        <w:t>PHẦN B: BACKLOG CHUẨN HÓA VÀ HOÀN THIỆN</w:t>
+          <w:b w:val="0"/>
+          <w:bCs w:val="0"/>
+          <w:color w:val="000000"/>
+        </w:rPr>
+        <w:t>Epic:</w:t>
+      </w:r>
+      <w:r>
+        <w:rPr>
+          <w:rFonts w:ascii="Times New Roman" w:hAnsi="Times New Roman" w:eastAsia="Times New Roman" w:cs="Times New Roman"/>
+          <w:b w:val="0"/>
+          <w:bCs w:val="0"/>
+          <w:color w:val="000000"/>
+        </w:rPr>
+        <w:t xml:space="preserve"> Đánh giá &amp; Nhận xét sản phẩm (Product Review)</w:t>
       </w:r>
     </w:p>
     <w:p>
       <w:pPr>
-        <w:rPr>
-          <w:rFonts w:ascii="Times New Roman" w:hAnsi="Times New Roman" w:eastAsia="Times New Roman" w:cs="Times New Roman"/>
-          <w:color w:val="000000"/>
-        </w:rPr>
-      </w:pPr>
-      <w:r>
-        <w:rPr>
-          <w:rFonts w:ascii="Times New Roman" w:hAnsi="Times New Roman" w:eastAsia="Times New Roman" w:cs="Times New Roman"/>
-          <w:b/>
-          <w:bCs/>
-          <w:color w:val="000000"/>
-        </w:rPr>
-        <w:t>Epic:</w:t>
-      </w:r>
-      <w:r>
-        <w:rPr>
-          <w:rFonts w:ascii="Times New Roman" w:hAnsi="Times New Roman" w:eastAsia="Times New Roman" w:cs="Times New Roman"/>
-          <w:color w:val="000000"/>
-        </w:rPr>
-        <w:t xml:space="preserve"> Đánh giá &amp; Nhận xét sản phẩm (Product Review)</w:t>
-      </w:r>
-    </w:p>
-    <w:p>
-      <w:pPr>
         <w:pStyle w:val="2"/>
         <w:rPr>
           <w:rFonts w:ascii="Times New Roman" w:hAnsi="Times New Roman" w:eastAsia="Times New Roman" w:cs="Times New Roman"/>
+          <w:b w:val="0"/>
+          <w:bCs w:val="0"/>
           <w:color w:val="000000"/>
         </w:rPr>
       </w:pPr>
@@ -645,6 +751,8 @@
       <w:r>
         <w:rPr>
           <w:rFonts w:ascii="Times New Roman" w:hAnsi="Times New Roman" w:eastAsia="Times New Roman" w:cs="Times New Roman"/>
+          <w:b w:val="0"/>
+          <w:bCs w:val="0"/>
           <w:color w:val="000000"/>
         </w:rPr>
         <w:t>FEATURE 1: VIẾT ĐÁNH GIÁ SẢN PHẨM</w:t>
@@ -653,946 +761,7 @@
     <w:tbl>
       <w:tblPr>
         <w:tblStyle w:val="13"/>
-        <w:tblW w:w="14000" w:type="dxa"/>
-        <w:tblInd w:w="0" w:type="dxa"/>
-        <w:tblBorders>
-          <w:top w:val="single" w:color="D8F3DC" w:sz="8" w:space="0"/>
-          <w:left w:val="none" w:color="auto" w:sz="0" w:space="0"/>
-          <w:bottom w:val="single" w:color="D8F3DC" w:sz="8" w:space="0"/>
-          <w:right w:val="none" w:color="auto" w:sz="0" w:space="0"/>
-          <w:insideH w:val="single" w:color="E8F5E9" w:sz="4" w:space="0"/>
-          <w:insideV w:val="none" w:color="auto" w:sz="0" w:space="0"/>
-        </w:tblBorders>
-        <w:tblLayout w:type="fixed"/>
-        <w:tblCellMar>
-          <w:top w:w="160" w:type="dxa"/>
-          <w:left w:w="200" w:type="dxa"/>
-          <w:bottom w:w="160" w:type="dxa"/>
-          <w:right w:w="200" w:type="dxa"/>
-        </w:tblCellMar>
-      </w:tblPr>
-      <w:tblGrid>
-        <w:gridCol w:w="3500"/>
-        <w:gridCol w:w="3500"/>
-        <w:gridCol w:w="3500"/>
-        <w:gridCol w:w="3500"/>
-      </w:tblGrid>
-      <w:tr>
-        <w:tblPrEx>
-          <w:tblBorders>
-            <w:top w:val="single" w:color="D8F3DC" w:sz="8" w:space="0"/>
-            <w:left w:val="none" w:color="auto" w:sz="0" w:space="0"/>
-            <w:bottom w:val="single" w:color="D8F3DC" w:sz="8" w:space="0"/>
-            <w:right w:val="none" w:color="auto" w:sz="0" w:space="0"/>
-            <w:insideH w:val="single" w:color="E8F5E9" w:sz="4" w:space="0"/>
-            <w:insideV w:val="none" w:color="auto" w:sz="0" w:space="0"/>
-          </w:tblBorders>
-          <w:tblCellMar>
-            <w:top w:w="160" w:type="dxa"/>
-            <w:left w:w="200" w:type="dxa"/>
-            <w:bottom w:w="160" w:type="dxa"/>
-            <w:right w:w="200" w:type="dxa"/>
-          </w:tblCellMar>
-        </w:tblPrEx>
-        <w:trPr>
-          <w:tblHeader/>
-        </w:trPr>
-        <w:tc>
-          <w:tcPr>
-            <w:tcW w:w="3500" w:type="dxa"/>
-            <w:tcBorders>
-              <w:top w:val="single" w:color="auto" w:sz="4" w:space="0"/>
-              <w:left w:val="single" w:color="auto" w:sz="4" w:space="0"/>
-              <w:bottom w:val="single" w:color="auto" w:sz="4" w:space="0"/>
-              <w:right w:val="single" w:color="auto" w:sz="4" w:space="0"/>
-            </w:tcBorders>
-            <w:shd w:val="clear" w:color="auto" w:fill="auto"/>
-            <w:vAlign w:val="center"/>
-          </w:tcPr>
-          <w:p>
-            <w:pPr>
-              <w:rPr>
-                <w:rFonts w:ascii="Times New Roman" w:hAnsi="Times New Roman" w:eastAsia="Times New Roman" w:cs="Times New Roman"/>
-                <w:b/>
-                <w:bCs/>
-                <w:i w:val="0"/>
-                <w:iCs w:val="0"/>
-                <w:color w:val="000000"/>
-                <w:sz w:val="21"/>
-                <w:szCs w:val="21"/>
-              </w:rPr>
-            </w:pPr>
-            <w:r>
-              <w:rPr>
-                <w:rFonts w:ascii="Times New Roman" w:hAnsi="Times New Roman" w:eastAsia="Times New Roman" w:cs="Times New Roman"/>
-                <w:b/>
-                <w:bCs/>
-                <w:i w:val="0"/>
-                <w:iCs w:val="0"/>
-                <w:color w:val="000000"/>
-                <w:sz w:val="21"/>
-                <w:szCs w:val="21"/>
-              </w:rPr>
-              <w:t>Mã Story</w:t>
-            </w:r>
-          </w:p>
-        </w:tc>
-        <w:tc>
-          <w:tcPr>
-            <w:tcW w:w="3500" w:type="dxa"/>
-            <w:tcBorders>
-              <w:top w:val="single" w:color="auto" w:sz="4" w:space="0"/>
-              <w:left w:val="single" w:color="auto" w:sz="4" w:space="0"/>
-              <w:bottom w:val="single" w:color="auto" w:sz="4" w:space="0"/>
-              <w:right w:val="single" w:color="auto" w:sz="4" w:space="0"/>
-            </w:tcBorders>
-            <w:shd w:val="clear" w:color="auto" w:fill="auto"/>
-            <w:vAlign w:val="center"/>
-          </w:tcPr>
-          <w:p>
-            <w:pPr>
-              <w:rPr>
-                <w:rFonts w:ascii="Times New Roman" w:hAnsi="Times New Roman" w:eastAsia="Times New Roman" w:cs="Times New Roman"/>
-                <w:b/>
-                <w:bCs/>
-                <w:i w:val="0"/>
-                <w:iCs w:val="0"/>
-                <w:color w:val="000000"/>
-                <w:sz w:val="21"/>
-                <w:szCs w:val="21"/>
-              </w:rPr>
-            </w:pPr>
-            <w:r>
-              <w:rPr>
-                <w:rFonts w:ascii="Times New Roman" w:hAnsi="Times New Roman" w:eastAsia="Times New Roman" w:cs="Times New Roman"/>
-                <w:b/>
-                <w:bCs/>
-                <w:i w:val="0"/>
-                <w:iCs w:val="0"/>
-                <w:color w:val="000000"/>
-                <w:sz w:val="21"/>
-                <w:szCs w:val="21"/>
-              </w:rPr>
-              <w:t>Đối tượng (As a)</w:t>
-            </w:r>
-          </w:p>
-        </w:tc>
-        <w:tc>
-          <w:tcPr>
-            <w:tcW w:w="3500" w:type="dxa"/>
-            <w:tcBorders>
-              <w:top w:val="single" w:color="auto" w:sz="4" w:space="0"/>
-              <w:left w:val="single" w:color="auto" w:sz="4" w:space="0"/>
-              <w:bottom w:val="single" w:color="auto" w:sz="4" w:space="0"/>
-              <w:right w:val="single" w:color="auto" w:sz="4" w:space="0"/>
-            </w:tcBorders>
-            <w:shd w:val="clear" w:color="auto" w:fill="auto"/>
-            <w:vAlign w:val="center"/>
-          </w:tcPr>
-          <w:p>
-            <w:pPr>
-              <w:rPr>
-                <w:rFonts w:ascii="Times New Roman" w:hAnsi="Times New Roman" w:eastAsia="Times New Roman" w:cs="Times New Roman"/>
-                <w:b/>
-                <w:bCs/>
-                <w:i w:val="0"/>
-                <w:iCs w:val="0"/>
-                <w:color w:val="000000"/>
-                <w:sz w:val="21"/>
-                <w:szCs w:val="21"/>
-              </w:rPr>
-            </w:pPr>
-            <w:r>
-              <w:rPr>
-                <w:rFonts w:ascii="Times New Roman" w:hAnsi="Times New Roman" w:eastAsia="Times New Roman" w:cs="Times New Roman"/>
-                <w:b/>
-                <w:bCs/>
-                <w:i w:val="0"/>
-                <w:iCs w:val="0"/>
-                <w:color w:val="000000"/>
-                <w:sz w:val="21"/>
-                <w:szCs w:val="21"/>
-              </w:rPr>
-              <w:t>Hành động (I want)</w:t>
-            </w:r>
-          </w:p>
-        </w:tc>
-        <w:tc>
-          <w:tcPr>
-            <w:tcW w:w="3500" w:type="dxa"/>
-            <w:tcBorders>
-              <w:left w:val="single" w:color="auto" w:sz="4" w:space="0"/>
-            </w:tcBorders>
-            <w:shd w:val="clear" w:color="auto" w:fill="F0F7F4"/>
-            <w:vAlign w:val="center"/>
-          </w:tcPr>
-          <w:p>
-            <w:pPr>
-              <w:rPr>
-                <w:rFonts w:ascii="Times New Roman" w:hAnsi="Times New Roman" w:eastAsia="Times New Roman" w:cs="Times New Roman"/>
-                <w:b/>
-                <w:bCs/>
-                <w:i w:val="0"/>
-                <w:iCs w:val="0"/>
-                <w:color w:val="000000"/>
-                <w:sz w:val="21"/>
-                <w:szCs w:val="21"/>
-              </w:rPr>
-            </w:pPr>
-            <w:r>
-              <w:rPr>
-                <w:rFonts w:ascii="Times New Roman" w:hAnsi="Times New Roman" w:eastAsia="Times New Roman" w:cs="Times New Roman"/>
-                <w:b/>
-                <w:bCs/>
-                <w:i w:val="0"/>
-                <w:iCs w:val="0"/>
-                <w:color w:val="000000"/>
-                <w:sz w:val="21"/>
-                <w:szCs w:val="21"/>
-              </w:rPr>
-              <w:t>Mục đích (So that)</w:t>
-            </w:r>
-          </w:p>
-        </w:tc>
-      </w:tr>
-      <w:tr>
-        <w:tblPrEx>
-          <w:tblBorders>
-            <w:top w:val="single" w:color="D8F3DC" w:sz="8" w:space="0"/>
-            <w:left w:val="none" w:color="auto" w:sz="0" w:space="0"/>
-            <w:bottom w:val="single" w:color="D8F3DC" w:sz="8" w:space="0"/>
-            <w:right w:val="none" w:color="auto" w:sz="0" w:space="0"/>
-            <w:insideH w:val="single" w:color="E8F5E9" w:sz="4" w:space="0"/>
-            <w:insideV w:val="none" w:color="auto" w:sz="0" w:space="0"/>
-          </w:tblBorders>
-          <w:tblCellMar>
-            <w:top w:w="160" w:type="dxa"/>
-            <w:left w:w="200" w:type="dxa"/>
-            <w:bottom w:w="160" w:type="dxa"/>
-            <w:right w:w="200" w:type="dxa"/>
-          </w:tblCellMar>
-        </w:tblPrEx>
-        <w:tc>
-          <w:tcPr>
-            <w:tcW w:w="3500" w:type="dxa"/>
-            <w:tcBorders>
-              <w:top w:val="single" w:color="auto" w:sz="4" w:space="0"/>
-              <w:left w:val="single" w:color="auto" w:sz="4" w:space="0"/>
-              <w:bottom w:val="single" w:color="auto" w:sz="4" w:space="0"/>
-              <w:right w:val="single" w:color="auto" w:sz="4" w:space="0"/>
-            </w:tcBorders>
-            <w:shd w:val="clear" w:color="auto" w:fill="auto"/>
-          </w:tcPr>
-          <w:p>
-            <w:pPr>
-              <w:rPr>
-                <w:rFonts w:ascii="Times New Roman" w:hAnsi="Times New Roman" w:eastAsia="Times New Roman" w:cs="Times New Roman"/>
-                <w:color w:val="000000"/>
-              </w:rPr>
-            </w:pPr>
-            <w:r>
-              <w:rPr>
-                <w:rFonts w:ascii="Times New Roman" w:hAnsi="Times New Roman" w:eastAsia="Times New Roman" w:cs="Times New Roman"/>
-                <w:b/>
-                <w:bCs/>
-                <w:color w:val="000000"/>
-              </w:rPr>
-              <w:t>S1</w:t>
-            </w:r>
-            <w:r>
-              <w:rPr>
-                <w:rFonts w:ascii="Times New Roman" w:hAnsi="Times New Roman" w:eastAsia="Times New Roman" w:cs="Times New Roman"/>
-                <w:color w:val="000000"/>
-              </w:rPr>
-              <w:t xml:space="preserve"> (Giữ nguyên)</w:t>
-            </w:r>
-          </w:p>
-        </w:tc>
-        <w:tc>
-          <w:tcPr>
-            <w:tcW w:w="3500" w:type="dxa"/>
-            <w:tcBorders>
-              <w:top w:val="single" w:color="auto" w:sz="4" w:space="0"/>
-              <w:left w:val="single" w:color="auto" w:sz="4" w:space="0"/>
-              <w:bottom w:val="single" w:color="auto" w:sz="4" w:space="0"/>
-              <w:right w:val="single" w:color="auto" w:sz="4" w:space="0"/>
-            </w:tcBorders>
-            <w:shd w:val="clear" w:color="auto" w:fill="auto"/>
-          </w:tcPr>
-          <w:p>
-            <w:pPr>
-              <w:rPr>
-                <w:rFonts w:ascii="Times New Roman" w:hAnsi="Times New Roman" w:eastAsia="Times New Roman" w:cs="Times New Roman"/>
-                <w:color w:val="000000"/>
-              </w:rPr>
-            </w:pPr>
-            <w:sdt>
-              <w:sdtPr>
-                <w:alias w:val="Đối tượng (As a)"/>
-                <w:id w:val="-1001187893"/>
-                <w:dropDownList>
-                  <w:listItem w:displayText="Khách hàng" w:value="Khách hàng"/>
-                  <w:listItem w:displayText="Quản trị viên (Admin)" w:value="Quản trị viên (Admin)"/>
-                </w:dropDownList>
-              </w:sdtPr>
-              <w:sdtContent>
-                <w:r>
-                  <w:rPr>
-                    <w:rFonts w:ascii="Times New Roman" w:hAnsi="Times New Roman" w:eastAsia="Times New Roman" w:cs="Times New Roman"/>
-                  </w:rPr>
-                  <w:t>Khách hàng</w:t>
-                </w:r>
-              </w:sdtContent>
-            </w:sdt>
-          </w:p>
-        </w:tc>
-        <w:tc>
-          <w:tcPr>
-            <w:tcW w:w="3500" w:type="dxa"/>
-            <w:tcBorders>
-              <w:top w:val="single" w:color="auto" w:sz="4" w:space="0"/>
-              <w:left w:val="single" w:color="auto" w:sz="4" w:space="0"/>
-              <w:bottom w:val="single" w:color="auto" w:sz="4" w:space="0"/>
-              <w:right w:val="single" w:color="auto" w:sz="4" w:space="0"/>
-            </w:tcBorders>
-            <w:shd w:val="clear" w:color="auto" w:fill="auto"/>
-          </w:tcPr>
-          <w:p>
-            <w:pPr>
-              <w:rPr>
-                <w:rFonts w:ascii="Times New Roman" w:hAnsi="Times New Roman" w:eastAsia="Times New Roman" w:cs="Times New Roman"/>
-                <w:color w:val="000000"/>
-              </w:rPr>
-            </w:pPr>
-            <w:r>
-              <w:rPr>
-                <w:rFonts w:ascii="Times New Roman" w:hAnsi="Times New Roman" w:eastAsia="Times New Roman" w:cs="Times New Roman"/>
-                <w:color w:val="000000"/>
-              </w:rPr>
-              <w:t>Chấm sao (1–5 sao) cho sản phẩm đã mua</w:t>
-            </w:r>
-          </w:p>
-        </w:tc>
-        <w:tc>
-          <w:tcPr>
-            <w:tcW w:w="3500" w:type="dxa"/>
-            <w:tcBorders>
-              <w:left w:val="single" w:color="auto" w:sz="4" w:space="0"/>
-            </w:tcBorders>
-            <w:shd w:val="clear" w:color="auto" w:fill="FFFFFF"/>
-          </w:tcPr>
-          <w:p>
-            <w:pPr>
-              <w:rPr>
-                <w:rFonts w:ascii="Times New Roman" w:hAnsi="Times New Roman" w:eastAsia="Times New Roman" w:cs="Times New Roman"/>
-                <w:color w:val="000000"/>
-              </w:rPr>
-            </w:pPr>
-            <w:r>
-              <w:rPr>
-                <w:rFonts w:ascii="Times New Roman" w:hAnsi="Times New Roman" w:eastAsia="Times New Roman" w:cs="Times New Roman"/>
-                <w:color w:val="000000"/>
-              </w:rPr>
-              <w:t>Chia sẻ mức độ hài lòng của mình về sản phẩm.</w:t>
-            </w:r>
-          </w:p>
-        </w:tc>
-      </w:tr>
-      <w:tr>
-        <w:tblPrEx>
-          <w:tblBorders>
-            <w:top w:val="single" w:color="D8F3DC" w:sz="8" w:space="0"/>
-            <w:left w:val="none" w:color="auto" w:sz="0" w:space="0"/>
-            <w:bottom w:val="single" w:color="D8F3DC" w:sz="8" w:space="0"/>
-            <w:right w:val="none" w:color="auto" w:sz="0" w:space="0"/>
-            <w:insideH w:val="single" w:color="E8F5E9" w:sz="4" w:space="0"/>
-            <w:insideV w:val="none" w:color="auto" w:sz="0" w:space="0"/>
-          </w:tblBorders>
-          <w:tblCellMar>
-            <w:top w:w="160" w:type="dxa"/>
-            <w:left w:w="200" w:type="dxa"/>
-            <w:bottom w:w="160" w:type="dxa"/>
-            <w:right w:w="200" w:type="dxa"/>
-          </w:tblCellMar>
-        </w:tblPrEx>
-        <w:tc>
-          <w:tcPr>
-            <w:tcW w:w="3500" w:type="dxa"/>
-            <w:tcBorders>
-              <w:top w:val="single" w:color="auto" w:sz="4" w:space="0"/>
-              <w:left w:val="single" w:color="auto" w:sz="4" w:space="0"/>
-              <w:bottom w:val="single" w:color="auto" w:sz="4" w:space="0"/>
-              <w:right w:val="single" w:color="auto" w:sz="4" w:space="0"/>
-            </w:tcBorders>
-            <w:shd w:val="clear" w:color="auto" w:fill="auto"/>
-          </w:tcPr>
-          <w:p>
-            <w:pPr>
-              <w:rPr>
-                <w:rFonts w:ascii="Times New Roman" w:hAnsi="Times New Roman" w:eastAsia="Times New Roman" w:cs="Times New Roman"/>
-                <w:color w:val="000000"/>
-              </w:rPr>
-            </w:pPr>
-            <w:r>
-              <w:rPr>
-                <w:rFonts w:ascii="Times New Roman" w:hAnsi="Times New Roman" w:eastAsia="Times New Roman" w:cs="Times New Roman"/>
-                <w:b/>
-                <w:bCs/>
-                <w:color w:val="000000"/>
-              </w:rPr>
-              <w:t>S2.1</w:t>
-            </w:r>
-            <w:r>
-              <w:rPr>
-                <w:rFonts w:ascii="Times New Roman" w:hAnsi="Times New Roman" w:eastAsia="Times New Roman" w:cs="Times New Roman"/>
-                <w:color w:val="000000"/>
-              </w:rPr>
-              <w:t xml:space="preserve"> (Tách từ S2)</w:t>
-            </w:r>
-          </w:p>
-        </w:tc>
-        <w:tc>
-          <w:tcPr>
-            <w:tcW w:w="3500" w:type="dxa"/>
-            <w:tcBorders>
-              <w:top w:val="single" w:color="auto" w:sz="4" w:space="0"/>
-              <w:left w:val="single" w:color="auto" w:sz="4" w:space="0"/>
-              <w:bottom w:val="single" w:color="auto" w:sz="4" w:space="0"/>
-              <w:right w:val="single" w:color="auto" w:sz="4" w:space="0"/>
-            </w:tcBorders>
-            <w:shd w:val="clear" w:color="auto" w:fill="auto"/>
-          </w:tcPr>
-          <w:p>
-            <w:pPr>
-              <w:rPr>
-                <w:rFonts w:ascii="Times New Roman" w:hAnsi="Times New Roman" w:eastAsia="Times New Roman" w:cs="Times New Roman"/>
-                <w:color w:val="000000"/>
-              </w:rPr>
-            </w:pPr>
-            <w:sdt>
-              <w:sdtPr>
-                <w:alias w:val="Đối tượng (As a)"/>
-                <w:id w:val="1616446754"/>
-                <w:dropDownList>
-                  <w:listItem w:displayText="Khách hàng" w:value="Khách hàng"/>
-                  <w:listItem w:displayText="Quản trị viên (Admin)" w:value="Quản trị viên (Admin)"/>
-                </w:dropDownList>
-              </w:sdtPr>
-              <w:sdtContent>
-                <w:r>
-                  <w:rPr>
-                    <w:rFonts w:ascii="Times New Roman" w:hAnsi="Times New Roman" w:eastAsia="Times New Roman" w:cs="Times New Roman"/>
-                  </w:rPr>
-                  <w:t>Khách hàng</w:t>
-                </w:r>
-              </w:sdtContent>
-            </w:sdt>
-          </w:p>
-        </w:tc>
-        <w:tc>
-          <w:tcPr>
-            <w:tcW w:w="3500" w:type="dxa"/>
-            <w:tcBorders>
-              <w:top w:val="single" w:color="auto" w:sz="4" w:space="0"/>
-              <w:left w:val="single" w:color="auto" w:sz="4" w:space="0"/>
-              <w:bottom w:val="single" w:color="auto" w:sz="4" w:space="0"/>
-              <w:right w:val="single" w:color="auto" w:sz="4" w:space="0"/>
-            </w:tcBorders>
-            <w:shd w:val="clear" w:color="auto" w:fill="auto"/>
-          </w:tcPr>
-          <w:p>
-            <w:pPr>
-              <w:rPr>
-                <w:rFonts w:ascii="Times New Roman" w:hAnsi="Times New Roman" w:eastAsia="Times New Roman" w:cs="Times New Roman"/>
-                <w:color w:val="000000"/>
-              </w:rPr>
-            </w:pPr>
-            <w:r>
-              <w:rPr>
-                <w:rFonts w:ascii="Times New Roman" w:hAnsi="Times New Roman" w:eastAsia="Times New Roman" w:cs="Times New Roman"/>
-                <w:color w:val="000000"/>
-              </w:rPr>
-              <w:t>Viết bình luận văn bản cho sản phẩm đã mua</w:t>
-            </w:r>
-          </w:p>
-        </w:tc>
-        <w:tc>
-          <w:tcPr>
-            <w:tcW w:w="3500" w:type="dxa"/>
-            <w:tcBorders>
-              <w:left w:val="single" w:color="auto" w:sz="4" w:space="0"/>
-            </w:tcBorders>
-            <w:shd w:val="clear" w:color="auto" w:fill="FFFFFF"/>
-          </w:tcPr>
-          <w:p>
-            <w:pPr>
-              <w:rPr>
-                <w:rFonts w:ascii="Times New Roman" w:hAnsi="Times New Roman" w:eastAsia="Times New Roman" w:cs="Times New Roman"/>
-                <w:color w:val="000000"/>
-              </w:rPr>
-            </w:pPr>
-            <w:r>
-              <w:rPr>
-                <w:rFonts w:ascii="Times New Roman" w:hAnsi="Times New Roman" w:eastAsia="Times New Roman" w:cs="Times New Roman"/>
-                <w:color w:val="000000"/>
-              </w:rPr>
-              <w:t>Mô tả chi tiết trải nghiệm sử dụng cho người mua sau tham khảo.</w:t>
-            </w:r>
-          </w:p>
-        </w:tc>
-      </w:tr>
-      <w:tr>
-        <w:tblPrEx>
-          <w:tblBorders>
-            <w:top w:val="single" w:color="D8F3DC" w:sz="8" w:space="0"/>
-            <w:left w:val="none" w:color="auto" w:sz="0" w:space="0"/>
-            <w:bottom w:val="single" w:color="D8F3DC" w:sz="8" w:space="0"/>
-            <w:right w:val="none" w:color="auto" w:sz="0" w:space="0"/>
-            <w:insideH w:val="single" w:color="E8F5E9" w:sz="4" w:space="0"/>
-            <w:insideV w:val="none" w:color="auto" w:sz="0" w:space="0"/>
-          </w:tblBorders>
-          <w:tblCellMar>
-            <w:top w:w="160" w:type="dxa"/>
-            <w:left w:w="200" w:type="dxa"/>
-            <w:bottom w:w="160" w:type="dxa"/>
-            <w:right w:w="200" w:type="dxa"/>
-          </w:tblCellMar>
-        </w:tblPrEx>
-        <w:tc>
-          <w:tcPr>
-            <w:tcW w:w="3500" w:type="dxa"/>
-            <w:tcBorders>
-              <w:top w:val="single" w:color="auto" w:sz="4" w:space="0"/>
-              <w:left w:val="single" w:color="auto" w:sz="4" w:space="0"/>
-              <w:bottom w:val="single" w:color="auto" w:sz="4" w:space="0"/>
-              <w:right w:val="single" w:color="auto" w:sz="4" w:space="0"/>
-            </w:tcBorders>
-            <w:shd w:val="clear" w:color="auto" w:fill="auto"/>
-          </w:tcPr>
-          <w:p>
-            <w:pPr>
-              <w:rPr>
-                <w:rFonts w:ascii="Times New Roman" w:hAnsi="Times New Roman" w:eastAsia="Times New Roman" w:cs="Times New Roman"/>
-                <w:color w:val="000000"/>
-              </w:rPr>
-            </w:pPr>
-            <w:r>
-              <w:rPr>
-                <w:rFonts w:ascii="Times New Roman" w:hAnsi="Times New Roman" w:eastAsia="Times New Roman" w:cs="Times New Roman"/>
-                <w:b/>
-                <w:bCs/>
-                <w:color w:val="000000"/>
-              </w:rPr>
-              <w:t>S2.2</w:t>
-            </w:r>
-            <w:r>
-              <w:rPr>
-                <w:rFonts w:ascii="Times New Roman" w:hAnsi="Times New Roman" w:eastAsia="Times New Roman" w:cs="Times New Roman"/>
-                <w:color w:val="000000"/>
-              </w:rPr>
-              <w:t xml:space="preserve"> (Tách từ S2)</w:t>
-            </w:r>
-          </w:p>
-        </w:tc>
-        <w:tc>
-          <w:tcPr>
-            <w:tcW w:w="3500" w:type="dxa"/>
-            <w:tcBorders>
-              <w:top w:val="single" w:color="auto" w:sz="4" w:space="0"/>
-              <w:left w:val="single" w:color="auto" w:sz="4" w:space="0"/>
-              <w:bottom w:val="single" w:color="auto" w:sz="4" w:space="0"/>
-              <w:right w:val="single" w:color="auto" w:sz="4" w:space="0"/>
-            </w:tcBorders>
-            <w:shd w:val="clear" w:color="auto" w:fill="auto"/>
-          </w:tcPr>
-          <w:p>
-            <w:pPr>
-              <w:rPr>
-                <w:rFonts w:ascii="Times New Roman" w:hAnsi="Times New Roman" w:eastAsia="Times New Roman" w:cs="Times New Roman"/>
-                <w:color w:val="000000"/>
-              </w:rPr>
-            </w:pPr>
-            <w:sdt>
-              <w:sdtPr>
-                <w:alias w:val="Đối tượng (As a)"/>
-                <w:id w:val="-1775927376"/>
-                <w:dropDownList>
-                  <w:listItem w:displayText="Khách hàng" w:value="Khách hàng"/>
-                  <w:listItem w:displayText="Quản trị viên (Admin)" w:value="Quản trị viên (Admin)"/>
-                </w:dropDownList>
-              </w:sdtPr>
-              <w:sdtContent>
-                <w:r>
-                  <w:rPr>
-                    <w:rFonts w:ascii="Times New Roman" w:hAnsi="Times New Roman" w:eastAsia="Times New Roman" w:cs="Times New Roman"/>
-                  </w:rPr>
-                  <w:t>Khách hàng</w:t>
-                </w:r>
-              </w:sdtContent>
-            </w:sdt>
-          </w:p>
-        </w:tc>
-        <w:tc>
-          <w:tcPr>
-            <w:tcW w:w="3500" w:type="dxa"/>
-            <w:tcBorders>
-              <w:top w:val="single" w:color="auto" w:sz="4" w:space="0"/>
-              <w:left w:val="single" w:color="auto" w:sz="4" w:space="0"/>
-              <w:bottom w:val="single" w:color="auto" w:sz="4" w:space="0"/>
-              <w:right w:val="single" w:color="auto" w:sz="4" w:space="0"/>
-            </w:tcBorders>
-            <w:shd w:val="clear" w:color="auto" w:fill="auto"/>
-          </w:tcPr>
-          <w:p>
-            <w:pPr>
-              <w:rPr>
-                <w:rFonts w:ascii="Times New Roman" w:hAnsi="Times New Roman" w:eastAsia="Times New Roman" w:cs="Times New Roman"/>
-                <w:color w:val="000000"/>
-              </w:rPr>
-            </w:pPr>
-            <w:r>
-              <w:rPr>
-                <w:rFonts w:ascii="Times New Roman" w:hAnsi="Times New Roman" w:eastAsia="Times New Roman" w:cs="Times New Roman"/>
-                <w:color w:val="000000"/>
-              </w:rPr>
-              <w:t>Đính kèm hình ảnh thực tế khi gửi đánh giá</w:t>
-            </w:r>
-          </w:p>
-        </w:tc>
-        <w:tc>
-          <w:tcPr>
-            <w:tcW w:w="3500" w:type="dxa"/>
-            <w:tcBorders>
-              <w:left w:val="single" w:color="auto" w:sz="4" w:space="0"/>
-            </w:tcBorders>
-            <w:shd w:val="clear" w:color="auto" w:fill="FFFFFF"/>
-          </w:tcPr>
-          <w:p>
-            <w:pPr>
-              <w:rPr>
-                <w:rFonts w:ascii="Times New Roman" w:hAnsi="Times New Roman" w:eastAsia="Times New Roman" w:cs="Times New Roman"/>
-                <w:color w:val="000000"/>
-              </w:rPr>
-            </w:pPr>
-            <w:r>
-              <w:rPr>
-                <w:rFonts w:ascii="Times New Roman" w:hAnsi="Times New Roman" w:eastAsia="Times New Roman" w:cs="Times New Roman"/>
-                <w:color w:val="000000"/>
-              </w:rPr>
-              <w:t>Tăng tính xác thực và độ tin cậy cho bài đánh giá.</w:t>
-            </w:r>
-          </w:p>
-        </w:tc>
-      </w:tr>
-      <w:tr>
-        <w:tblPrEx>
-          <w:tblBorders>
-            <w:top w:val="single" w:color="D8F3DC" w:sz="8" w:space="0"/>
-            <w:left w:val="none" w:color="auto" w:sz="0" w:space="0"/>
-            <w:bottom w:val="single" w:color="D8F3DC" w:sz="8" w:space="0"/>
-            <w:right w:val="none" w:color="auto" w:sz="0" w:space="0"/>
-            <w:insideH w:val="single" w:color="E8F5E9" w:sz="4" w:space="0"/>
-            <w:insideV w:val="none" w:color="auto" w:sz="0" w:space="0"/>
-          </w:tblBorders>
-          <w:tblCellMar>
-            <w:top w:w="160" w:type="dxa"/>
-            <w:left w:w="200" w:type="dxa"/>
-            <w:bottom w:w="160" w:type="dxa"/>
-            <w:right w:w="200" w:type="dxa"/>
-          </w:tblCellMar>
-        </w:tblPrEx>
-        <w:tc>
-          <w:tcPr>
-            <w:tcW w:w="3500" w:type="dxa"/>
-            <w:tcBorders>
-              <w:top w:val="single" w:color="auto" w:sz="4" w:space="0"/>
-              <w:left w:val="single" w:color="auto" w:sz="4" w:space="0"/>
-              <w:bottom w:val="single" w:color="auto" w:sz="4" w:space="0"/>
-              <w:right w:val="single" w:color="auto" w:sz="4" w:space="0"/>
-            </w:tcBorders>
-            <w:shd w:val="clear" w:color="auto" w:fill="auto"/>
-          </w:tcPr>
-          <w:p>
-            <w:pPr>
-              <w:rPr>
-                <w:rFonts w:ascii="Times New Roman" w:hAnsi="Times New Roman" w:eastAsia="Times New Roman" w:cs="Times New Roman"/>
-                <w:color w:val="000000"/>
-              </w:rPr>
-            </w:pPr>
-            <w:r>
-              <w:rPr>
-                <w:rFonts w:ascii="Times New Roman" w:hAnsi="Times New Roman" w:eastAsia="Times New Roman" w:cs="Times New Roman"/>
-                <w:b/>
-                <w:bCs/>
-                <w:color w:val="000000"/>
-              </w:rPr>
-              <w:t>S2.3</w:t>
-            </w:r>
-            <w:r>
-              <w:rPr>
-                <w:rFonts w:ascii="Times New Roman" w:hAnsi="Times New Roman" w:eastAsia="Times New Roman" w:cs="Times New Roman"/>
-                <w:color w:val="000000"/>
-              </w:rPr>
-              <w:t xml:space="preserve"> (Tách từ S2)</w:t>
-            </w:r>
-          </w:p>
-        </w:tc>
-        <w:tc>
-          <w:tcPr>
-            <w:tcW w:w="3500" w:type="dxa"/>
-            <w:tcBorders>
-              <w:top w:val="single" w:color="auto" w:sz="4" w:space="0"/>
-              <w:left w:val="single" w:color="auto" w:sz="4" w:space="0"/>
-              <w:bottom w:val="single" w:color="auto" w:sz="4" w:space="0"/>
-              <w:right w:val="single" w:color="auto" w:sz="4" w:space="0"/>
-            </w:tcBorders>
-            <w:shd w:val="clear" w:color="auto" w:fill="auto"/>
-          </w:tcPr>
-          <w:p>
-            <w:pPr>
-              <w:rPr>
-                <w:rFonts w:ascii="Times New Roman" w:hAnsi="Times New Roman" w:eastAsia="Times New Roman" w:cs="Times New Roman"/>
-                <w:color w:val="000000"/>
-              </w:rPr>
-            </w:pPr>
-            <w:sdt>
-              <w:sdtPr>
-                <w:alias w:val="Đối tượng (As a)"/>
-                <w:id w:val="1630651514"/>
-                <w:dropDownList>
-                  <w:listItem w:displayText="Khách hàng" w:value="Khách hàng"/>
-                  <w:listItem w:displayText="Quản trị viên (Admin)" w:value="Quản trị viên (Admin)"/>
-                </w:dropDownList>
-              </w:sdtPr>
-              <w:sdtContent>
-                <w:r>
-                  <w:rPr>
-                    <w:rFonts w:ascii="Times New Roman" w:hAnsi="Times New Roman" w:eastAsia="Times New Roman" w:cs="Times New Roman"/>
-                  </w:rPr>
-                  <w:t>Quản trị viên (Admin)</w:t>
-                </w:r>
-              </w:sdtContent>
-            </w:sdt>
-          </w:p>
-        </w:tc>
-        <w:tc>
-          <w:tcPr>
-            <w:tcW w:w="3500" w:type="dxa"/>
-            <w:tcBorders>
-              <w:top w:val="single" w:color="auto" w:sz="4" w:space="0"/>
-              <w:left w:val="single" w:color="auto" w:sz="4" w:space="0"/>
-              <w:bottom w:val="single" w:color="auto" w:sz="4" w:space="0"/>
-              <w:right w:val="single" w:color="auto" w:sz="4" w:space="0"/>
-            </w:tcBorders>
-            <w:shd w:val="clear" w:color="auto" w:fill="auto"/>
-          </w:tcPr>
-          <w:p>
-            <w:pPr>
-              <w:rPr>
-                <w:rFonts w:ascii="Times New Roman" w:hAnsi="Times New Roman" w:eastAsia="Times New Roman" w:cs="Times New Roman"/>
-                <w:color w:val="000000"/>
-              </w:rPr>
-            </w:pPr>
-            <w:r>
-              <w:rPr>
-                <w:rFonts w:ascii="Times New Roman" w:hAnsi="Times New Roman" w:eastAsia="Times New Roman" w:cs="Times New Roman"/>
-                <w:color w:val="000000"/>
-              </w:rPr>
-              <w:t>Duyệt hoặc từ chối các bài đánh giá trước khi xuất bản</w:t>
-            </w:r>
-          </w:p>
-        </w:tc>
-        <w:tc>
-          <w:tcPr>
-            <w:tcW w:w="3500" w:type="dxa"/>
-            <w:tcBorders>
-              <w:left w:val="single" w:color="auto" w:sz="4" w:space="0"/>
-            </w:tcBorders>
-            <w:shd w:val="clear" w:color="auto" w:fill="FFFFFF"/>
-          </w:tcPr>
-          <w:p>
-            <w:pPr>
-              <w:rPr>
-                <w:rFonts w:ascii="Times New Roman" w:hAnsi="Times New Roman" w:eastAsia="Times New Roman" w:cs="Times New Roman"/>
-                <w:color w:val="000000"/>
-              </w:rPr>
-            </w:pPr>
-            <w:r>
-              <w:rPr>
-                <w:rFonts w:ascii="Times New Roman" w:hAnsi="Times New Roman" w:eastAsia="Times New Roman" w:cs="Times New Roman"/>
-                <w:color w:val="000000"/>
-              </w:rPr>
-              <w:t>Đảm bảo nội dung công khai tuân thủ quy định và không chứa từ ngữ vi phạm.</w:t>
-            </w:r>
-          </w:p>
-        </w:tc>
-      </w:tr>
-      <w:tr>
-        <w:tblPrEx>
-          <w:tblBorders>
-            <w:top w:val="single" w:color="D8F3DC" w:sz="8" w:space="0"/>
-            <w:left w:val="none" w:color="auto" w:sz="0" w:space="0"/>
-            <w:bottom w:val="single" w:color="D8F3DC" w:sz="8" w:space="0"/>
-            <w:right w:val="none" w:color="auto" w:sz="0" w:space="0"/>
-            <w:insideH w:val="single" w:color="E8F5E9" w:sz="4" w:space="0"/>
-            <w:insideV w:val="none" w:color="auto" w:sz="0" w:space="0"/>
-          </w:tblBorders>
-          <w:tblCellMar>
-            <w:top w:w="160" w:type="dxa"/>
-            <w:left w:w="200" w:type="dxa"/>
-            <w:bottom w:w="160" w:type="dxa"/>
-            <w:right w:w="200" w:type="dxa"/>
-          </w:tblCellMar>
-        </w:tblPrEx>
-        <w:tc>
-          <w:tcPr>
-            <w:tcW w:w="3500" w:type="dxa"/>
-            <w:tcBorders>
-              <w:top w:val="single" w:color="auto" w:sz="4" w:space="0"/>
-              <w:left w:val="single" w:color="auto" w:sz="4" w:space="0"/>
-              <w:bottom w:val="single" w:color="auto" w:sz="4" w:space="0"/>
-              <w:right w:val="single" w:color="auto" w:sz="4" w:space="0"/>
-            </w:tcBorders>
-            <w:shd w:val="clear" w:color="auto" w:fill="auto"/>
-          </w:tcPr>
-          <w:p>
-            <w:pPr>
-              <w:rPr>
-                <w:rFonts w:ascii="Times New Roman" w:hAnsi="Times New Roman" w:eastAsia="Times New Roman" w:cs="Times New Roman"/>
-                <w:color w:val="000000"/>
-              </w:rPr>
-            </w:pPr>
-            <w:r>
-              <w:rPr>
-                <w:rFonts w:ascii="Times New Roman" w:hAnsi="Times New Roman" w:eastAsia="Times New Roman" w:cs="Times New Roman"/>
-                <w:b/>
-                <w:bCs/>
-                <w:color w:val="000000"/>
-              </w:rPr>
-              <w:t>S3</w:t>
-            </w:r>
-            <w:r>
-              <w:rPr>
-                <w:rFonts w:ascii="Times New Roman" w:hAnsi="Times New Roman" w:eastAsia="Times New Roman" w:cs="Times New Roman"/>
-                <w:color w:val="000000"/>
-              </w:rPr>
-              <w:t xml:space="preserve"> (Bổ sung)</w:t>
-            </w:r>
-          </w:p>
-        </w:tc>
-        <w:tc>
-          <w:tcPr>
-            <w:tcW w:w="3500" w:type="dxa"/>
-            <w:tcBorders>
-              <w:top w:val="single" w:color="auto" w:sz="4" w:space="0"/>
-              <w:left w:val="single" w:color="auto" w:sz="4" w:space="0"/>
-              <w:bottom w:val="single" w:color="auto" w:sz="4" w:space="0"/>
-              <w:right w:val="single" w:color="auto" w:sz="4" w:space="0"/>
-            </w:tcBorders>
-            <w:shd w:val="clear" w:color="auto" w:fill="auto"/>
-          </w:tcPr>
-          <w:p>
-            <w:pPr>
-              <w:rPr>
-                <w:rFonts w:ascii="Times New Roman" w:hAnsi="Times New Roman" w:eastAsia="Times New Roman" w:cs="Times New Roman"/>
-                <w:color w:val="000000"/>
-              </w:rPr>
-            </w:pPr>
-            <w:sdt>
-              <w:sdtPr>
-                <w:alias w:val="Đối tượng (As a)"/>
-                <w:id w:val="-1861860405"/>
-                <w:dropDownList>
-                  <w:listItem w:displayText="Khách hàng" w:value="Khách hàng"/>
-                  <w:listItem w:displayText="Quản trị viên (Admin)" w:value="Quản trị viên (Admin)"/>
-                </w:dropDownList>
-              </w:sdtPr>
-              <w:sdtContent>
-                <w:r>
-                  <w:rPr>
-                    <w:rFonts w:ascii="Times New Roman" w:hAnsi="Times New Roman" w:eastAsia="Times New Roman" w:cs="Times New Roman"/>
-                  </w:rPr>
-                  <w:t>Khách hàng</w:t>
-                </w:r>
-              </w:sdtContent>
-            </w:sdt>
-          </w:p>
-        </w:tc>
-        <w:tc>
-          <w:tcPr>
-            <w:tcW w:w="3500" w:type="dxa"/>
-            <w:tcBorders>
-              <w:top w:val="single" w:color="auto" w:sz="4" w:space="0"/>
-              <w:left w:val="single" w:color="auto" w:sz="4" w:space="0"/>
-              <w:bottom w:val="single" w:color="auto" w:sz="4" w:space="0"/>
-              <w:right w:val="single" w:color="auto" w:sz="4" w:space="0"/>
-            </w:tcBorders>
-            <w:shd w:val="clear" w:color="auto" w:fill="auto"/>
-          </w:tcPr>
-          <w:p>
-            <w:pPr>
-              <w:rPr>
-                <w:rFonts w:ascii="Times New Roman" w:hAnsi="Times New Roman" w:eastAsia="Times New Roman" w:cs="Times New Roman"/>
-                <w:color w:val="000000"/>
-              </w:rPr>
-            </w:pPr>
-            <w:r>
-              <w:rPr>
-                <w:rFonts w:ascii="Times New Roman" w:hAnsi="Times New Roman" w:eastAsia="Times New Roman" w:cs="Times New Roman"/>
-                <w:color w:val="000000"/>
-              </w:rPr>
-              <w:t>Chỉnh sửa hoặc xóa bài đánh giá đã gửi trong vòng 7 ngày</w:t>
-            </w:r>
-          </w:p>
-        </w:tc>
-        <w:tc>
-          <w:tcPr>
-            <w:tcW w:w="3500" w:type="dxa"/>
-            <w:tcBorders>
-              <w:left w:val="single" w:color="auto" w:sz="4" w:space="0"/>
-            </w:tcBorders>
-            <w:shd w:val="clear" w:color="auto" w:fill="FFFFFF"/>
-          </w:tcPr>
-          <w:p>
-            <w:pPr>
-              <w:rPr>
-                <w:rFonts w:ascii="Times New Roman" w:hAnsi="Times New Roman" w:eastAsia="Times New Roman" w:cs="Times New Roman"/>
-                <w:color w:val="000000"/>
-              </w:rPr>
-            </w:pPr>
-            <w:r>
-              <w:rPr>
-                <w:rFonts w:ascii="Times New Roman" w:hAnsi="Times New Roman" w:eastAsia="Times New Roman" w:cs="Times New Roman"/>
-                <w:color w:val="000000"/>
-              </w:rPr>
-              <w:t>Cập nhật thông tin chính xác nếu ý kiến thay đổi.</w:t>
-            </w:r>
-          </w:p>
-        </w:tc>
-      </w:tr>
-    </w:tbl>
-    <w:p>
-      <w:pPr>
-        <w:pStyle w:val="2"/>
-        <w:rPr>
-          <w:rFonts w:ascii="Times New Roman" w:hAnsi="Times New Roman" w:eastAsia="Times New Roman" w:cs="Times New Roman"/>
-          <w:color w:val="000000"/>
-        </w:rPr>
-      </w:pPr>
-      <w:bookmarkStart w:id="6" w:name="_wpstzahe5a3o" w:colFirst="0" w:colLast="0"/>
-      <w:bookmarkEnd w:id="6"/>
-      <w:r>
-        <w:rPr>
-          <w:rFonts w:ascii="Times New Roman" w:hAnsi="Times New Roman" w:eastAsia="Times New Roman" w:cs="Times New Roman"/>
-          <w:color w:val="000000"/>
-        </w:rPr>
-        <w:t>FEATURE 2: XEM VÀ BỘ LỌC ĐÁNH GIÁ SẢN PHẨM</w:t>
-      </w:r>
-    </w:p>
-    <w:tbl>
-      <w:tblPr>
-        <w:tblStyle w:val="14"/>
-        <w:tblW w:w="10500" w:type="dxa"/>
+        <w:tblW w:w="10000" w:type="dxa"/>
         <w:tblInd w:w="0" w:type="dxa"/>
         <w:tblBorders>
           <w:top w:val="single" w:color="auto" w:sz="4" w:space="0"/>
@@ -1611,9 +780,10 @@
         </w:tblCellMar>
       </w:tblPr>
       <w:tblGrid>
-        <w:gridCol w:w="3500"/>
-        <w:gridCol w:w="3500"/>
-        <w:gridCol w:w="3500"/>
+        <w:gridCol w:w="2500"/>
+        <w:gridCol w:w="2500"/>
+        <w:gridCol w:w="2500"/>
+        <w:gridCol w:w="2500"/>
       </w:tblGrid>
       <w:tr>
         <w:tblPrEx>
@@ -1633,11 +803,12 @@
           </w:tblCellMar>
         </w:tblPrEx>
         <w:trPr>
+          <w:trHeight w:val="477" w:hRule="atLeast"/>
           <w:tblHeader/>
         </w:trPr>
         <w:tc>
           <w:tcPr>
-            <w:tcW w:w="3500" w:type="dxa"/>
+            <w:tcW w:w="2500" w:type="dxa"/>
             <w:shd w:val="clear" w:color="auto" w:fill="auto"/>
             <w:vAlign w:val="center"/>
           </w:tcPr>
@@ -1671,7 +842,7 @@
         </w:tc>
         <w:tc>
           <w:tcPr>
-            <w:tcW w:w="3500" w:type="dxa"/>
+            <w:tcW w:w="2500" w:type="dxa"/>
             <w:shd w:val="clear" w:color="auto" w:fill="auto"/>
             <w:vAlign w:val="center"/>
           </w:tcPr>
@@ -1705,7 +876,7 @@
         </w:tc>
         <w:tc>
           <w:tcPr>
-            <w:tcW w:w="3500" w:type="dxa"/>
+            <w:tcW w:w="2500" w:type="dxa"/>
             <w:shd w:val="clear" w:color="auto" w:fill="auto"/>
             <w:vAlign w:val="center"/>
           </w:tcPr>
@@ -1734,6 +905,40 @@
                 <w:szCs w:val="21"/>
               </w:rPr>
               <w:t>Hành động (I want)</w:t>
+            </w:r>
+          </w:p>
+        </w:tc>
+        <w:tc>
+          <w:tcPr>
+            <w:tcW w:w="2500" w:type="dxa"/>
+            <w:shd w:val="clear" w:color="auto" w:fill="FFFFFF" w:themeFill="background1"/>
+            <w:vAlign w:val="center"/>
+          </w:tcPr>
+          <w:p>
+            <w:pPr>
+              <w:rPr>
+                <w:rFonts w:ascii="Times New Roman" w:hAnsi="Times New Roman" w:eastAsia="Times New Roman" w:cs="Times New Roman"/>
+                <w:b/>
+                <w:bCs/>
+                <w:i w:val="0"/>
+                <w:iCs w:val="0"/>
+                <w:color w:val="000000"/>
+                <w:sz w:val="21"/>
+                <w:szCs w:val="21"/>
+              </w:rPr>
+            </w:pPr>
+            <w:r>
+              <w:rPr>
+                <w:rFonts w:ascii="Times New Roman" w:hAnsi="Times New Roman" w:eastAsia="Times New Roman" w:cs="Times New Roman"/>
+                <w:b/>
+                <w:bCs/>
+                <w:i w:val="0"/>
+                <w:iCs w:val="0"/>
+                <w:color w:val="000000"/>
+                <w:sz w:val="21"/>
+                <w:szCs w:val="21"/>
+              </w:rPr>
+              <w:t>Mục đích (So that)</w:t>
             </w:r>
           </w:p>
         </w:tc>
@@ -1755,55 +960,84 @@
             <w:right w:w="200" w:type="dxa"/>
           </w:tblCellMar>
         </w:tblPrEx>
-        <w:tc>
-          <w:tcPr>
-            <w:tcW w:w="3500" w:type="dxa"/>
+        <w:trPr>
+          <w:trHeight w:val="727" w:hRule="atLeast"/>
+        </w:trPr>
+        <w:tc>
+          <w:tcPr>
+            <w:tcW w:w="2500" w:type="dxa"/>
             <w:shd w:val="clear" w:color="auto" w:fill="auto"/>
           </w:tcPr>
           <w:p>
             <w:pPr>
               <w:rPr>
                 <w:rFonts w:ascii="Times New Roman" w:hAnsi="Times New Roman" w:eastAsia="Times New Roman" w:cs="Times New Roman"/>
-                <w:color w:val="000000"/>
-              </w:rPr>
-            </w:pPr>
-            <w:r>
-              <w:rPr>
-                <w:rFonts w:ascii="Times New Roman" w:hAnsi="Times New Roman" w:eastAsia="Times New Roman" w:cs="Times New Roman"/>
-                <w:b/>
-                <w:bCs/>
-                <w:color w:val="000000"/>
-              </w:rPr>
-              <w:t>S4</w:t>
-            </w:r>
-          </w:p>
-        </w:tc>
-        <w:tc>
-          <w:tcPr>
-            <w:tcW w:w="3500" w:type="dxa"/>
+                <w:b w:val="0"/>
+                <w:bCs w:val="0"/>
+                <w:color w:val="000000"/>
+              </w:rPr>
+            </w:pPr>
+            <w:r>
+              <w:rPr>
+                <w:rFonts w:ascii="Times New Roman" w:hAnsi="Times New Roman" w:eastAsia="Times New Roman" w:cs="Times New Roman"/>
+                <w:b w:val="0"/>
+                <w:bCs w:val="0"/>
+                <w:color w:val="000000"/>
+              </w:rPr>
+              <w:t>S1</w:t>
+            </w:r>
+            <w:r>
+              <w:rPr>
+                <w:rFonts w:ascii="Times New Roman" w:hAnsi="Times New Roman" w:eastAsia="Times New Roman" w:cs="Times New Roman"/>
+                <w:b w:val="0"/>
+                <w:bCs w:val="0"/>
+                <w:color w:val="000000"/>
+              </w:rPr>
+              <w:t xml:space="preserve"> (Giữ nguyên)</w:t>
+            </w:r>
+          </w:p>
+        </w:tc>
+        <w:tc>
+          <w:tcPr>
+            <w:tcW w:w="2500" w:type="dxa"/>
             <w:shd w:val="clear" w:color="auto" w:fill="auto"/>
           </w:tcPr>
           <w:p>
             <w:pPr>
               <w:rPr>
                 <w:rFonts w:ascii="Times New Roman" w:hAnsi="Times New Roman" w:eastAsia="Times New Roman" w:cs="Times New Roman"/>
+                <w:b w:val="0"/>
+                <w:bCs w:val="0"/>
                 <w:color w:val="000000"/>
               </w:rPr>
             </w:pPr>
             <w:sdt>
               <w:sdtPr>
+                <w:rPr>
+                  <w:b w:val="0"/>
+                  <w:bCs w:val="0"/>
+                </w:rPr>
                 <w:alias w:val="Đối tượng (As a)"/>
-                <w:id w:val="1392126508"/>
+                <w:id w:val="147476840"/>
                 <w:dropDownList>
-                  <w:listItem w:displayText="Người mua hàng" w:value="Người mua hàng"/>
+                  <w:listItem w:displayText="Khách hàng" w:value="Khách hàng"/>
+                  <w:listItem w:displayText="Quản trị viên (Admin)" w:value="Quản trị viên (Admin)"/>
                 </w:dropDownList>
               </w:sdtPr>
+              <w:sdtEndPr>
+                <w:rPr>
+                  <w:b w:val="0"/>
+                  <w:bCs w:val="0"/>
+                </w:rPr>
+              </w:sdtEndPr>
               <w:sdtContent>
                 <w:r>
                   <w:rPr>
                     <w:rFonts w:ascii="Times New Roman" w:hAnsi="Times New Roman" w:eastAsia="Times New Roman" w:cs="Times New Roman"/>
+                    <w:b w:val="0"/>
+                    <w:bCs w:val="0"/>
                   </w:rPr>
-                  <w:t>Người mua hàng</w:t>
+                  <w:t>Khách hàng</w:t>
                 </w:r>
               </w:sdtContent>
             </w:sdt>
@@ -1811,22 +1045,51 @@
         </w:tc>
         <w:tc>
           <w:tcPr>
-            <w:tcW w:w="3500" w:type="dxa"/>
+            <w:tcW w:w="2500" w:type="dxa"/>
             <w:shd w:val="clear" w:color="auto" w:fill="auto"/>
           </w:tcPr>
           <w:p>
             <w:pPr>
               <w:rPr>
                 <w:rFonts w:ascii="Times New Roman" w:hAnsi="Times New Roman" w:eastAsia="Times New Roman" w:cs="Times New Roman"/>
-                <w:color w:val="000000"/>
-              </w:rPr>
-            </w:pPr>
-            <w:r>
-              <w:rPr>
-                <w:rFonts w:ascii="Times New Roman" w:hAnsi="Times New Roman" w:eastAsia="Times New Roman" w:cs="Times New Roman"/>
-                <w:color w:val="000000"/>
-              </w:rPr>
-              <w:t>Xem điểm đánh giá trung bình và tổng số lượt đánh giá trên trang chi tiết</w:t>
+                <w:b w:val="0"/>
+                <w:bCs w:val="0"/>
+                <w:color w:val="000000"/>
+              </w:rPr>
+            </w:pPr>
+            <w:r>
+              <w:rPr>
+                <w:rFonts w:ascii="Times New Roman" w:hAnsi="Times New Roman" w:eastAsia="Times New Roman" w:cs="Times New Roman"/>
+                <w:b w:val="0"/>
+                <w:bCs w:val="0"/>
+                <w:color w:val="000000"/>
+              </w:rPr>
+              <w:t>Chấm sao (1–5 sao) cho sản phẩm đã mua</w:t>
+            </w:r>
+          </w:p>
+        </w:tc>
+        <w:tc>
+          <w:tcPr>
+            <w:tcW w:w="2500" w:type="dxa"/>
+            <w:shd w:val="clear" w:color="auto" w:fill="FFFFFF"/>
+          </w:tcPr>
+          <w:p>
+            <w:pPr>
+              <w:rPr>
+                <w:rFonts w:ascii="Times New Roman" w:hAnsi="Times New Roman" w:eastAsia="Times New Roman" w:cs="Times New Roman"/>
+                <w:b w:val="0"/>
+                <w:bCs w:val="0"/>
+                <w:color w:val="000000"/>
+              </w:rPr>
+            </w:pPr>
+            <w:r>
+              <w:rPr>
+                <w:rFonts w:ascii="Times New Roman" w:hAnsi="Times New Roman" w:eastAsia="Times New Roman" w:cs="Times New Roman"/>
+                <w:b w:val="0"/>
+                <w:bCs w:val="0"/>
+                <w:color w:val="000000"/>
+              </w:rPr>
+              <w:t>Chia sẻ mức độ hài lòng của mình về sản phẩm.</w:t>
             </w:r>
           </w:p>
         </w:tc>
@@ -1848,55 +1111,84 @@
             <w:right w:w="200" w:type="dxa"/>
           </w:tblCellMar>
         </w:tblPrEx>
-        <w:tc>
-          <w:tcPr>
-            <w:tcW w:w="3500" w:type="dxa"/>
+        <w:trPr>
+          <w:trHeight w:val="727" w:hRule="atLeast"/>
+        </w:trPr>
+        <w:tc>
+          <w:tcPr>
+            <w:tcW w:w="2500" w:type="dxa"/>
             <w:shd w:val="clear" w:color="auto" w:fill="auto"/>
           </w:tcPr>
           <w:p>
             <w:pPr>
               <w:rPr>
                 <w:rFonts w:ascii="Times New Roman" w:hAnsi="Times New Roman" w:eastAsia="Times New Roman" w:cs="Times New Roman"/>
-                <w:color w:val="000000"/>
-              </w:rPr>
-            </w:pPr>
-            <w:r>
-              <w:rPr>
-                <w:rFonts w:ascii="Times New Roman" w:hAnsi="Times New Roman" w:eastAsia="Times New Roman" w:cs="Times New Roman"/>
-                <w:b/>
-                <w:bCs/>
-                <w:color w:val="000000"/>
-              </w:rPr>
-              <w:t>S5</w:t>
-            </w:r>
-          </w:p>
-        </w:tc>
-        <w:tc>
-          <w:tcPr>
-            <w:tcW w:w="3500" w:type="dxa"/>
+                <w:b w:val="0"/>
+                <w:bCs w:val="0"/>
+                <w:color w:val="000000"/>
+              </w:rPr>
+            </w:pPr>
+            <w:r>
+              <w:rPr>
+                <w:rFonts w:ascii="Times New Roman" w:hAnsi="Times New Roman" w:eastAsia="Times New Roman" w:cs="Times New Roman"/>
+                <w:b w:val="0"/>
+                <w:bCs w:val="0"/>
+                <w:color w:val="000000"/>
+              </w:rPr>
+              <w:t>S2.1</w:t>
+            </w:r>
+            <w:r>
+              <w:rPr>
+                <w:rFonts w:ascii="Times New Roman" w:hAnsi="Times New Roman" w:eastAsia="Times New Roman" w:cs="Times New Roman"/>
+                <w:b w:val="0"/>
+                <w:bCs w:val="0"/>
+                <w:color w:val="000000"/>
+              </w:rPr>
+              <w:t xml:space="preserve"> (Tách từ S2)</w:t>
+            </w:r>
+          </w:p>
+        </w:tc>
+        <w:tc>
+          <w:tcPr>
+            <w:tcW w:w="2500" w:type="dxa"/>
             <w:shd w:val="clear" w:color="auto" w:fill="auto"/>
           </w:tcPr>
           <w:p>
             <w:pPr>
               <w:rPr>
                 <w:rFonts w:ascii="Times New Roman" w:hAnsi="Times New Roman" w:eastAsia="Times New Roman" w:cs="Times New Roman"/>
+                <w:b w:val="0"/>
+                <w:bCs w:val="0"/>
                 <w:color w:val="000000"/>
               </w:rPr>
             </w:pPr>
             <w:sdt>
               <w:sdtPr>
+                <w:rPr>
+                  <w:b w:val="0"/>
+                  <w:bCs w:val="0"/>
+                </w:rPr>
                 <w:alias w:val="Đối tượng (As a)"/>
-                <w:id w:val="-1097877962"/>
+                <w:id w:val="147482158"/>
                 <w:dropDownList>
-                  <w:listItem w:displayText="Người mua hàng" w:value="Người mua hàng"/>
+                  <w:listItem w:displayText="Khách hàng" w:value="Khách hàng"/>
+                  <w:listItem w:displayText="Quản trị viên (Admin)" w:value="Quản trị viên (Admin)"/>
                 </w:dropDownList>
               </w:sdtPr>
+              <w:sdtEndPr>
+                <w:rPr>
+                  <w:b w:val="0"/>
+                  <w:bCs w:val="0"/>
+                </w:rPr>
+              </w:sdtEndPr>
               <w:sdtContent>
                 <w:r>
                   <w:rPr>
                     <w:rFonts w:ascii="Times New Roman" w:hAnsi="Times New Roman" w:eastAsia="Times New Roman" w:cs="Times New Roman"/>
+                    <w:b w:val="0"/>
+                    <w:bCs w:val="0"/>
                   </w:rPr>
-                  <w:t>Người mua hàng</w:t>
+                  <w:t>Khách hàng</w:t>
                 </w:r>
               </w:sdtContent>
             </w:sdt>
@@ -1904,22 +1196,51 @@
         </w:tc>
         <w:tc>
           <w:tcPr>
-            <w:tcW w:w="3500" w:type="dxa"/>
+            <w:tcW w:w="2500" w:type="dxa"/>
             <w:shd w:val="clear" w:color="auto" w:fill="auto"/>
           </w:tcPr>
           <w:p>
             <w:pPr>
               <w:rPr>
                 <w:rFonts w:ascii="Times New Roman" w:hAnsi="Times New Roman" w:eastAsia="Times New Roman" w:cs="Times New Roman"/>
-                <w:color w:val="000000"/>
-              </w:rPr>
-            </w:pPr>
-            <w:r>
-              <w:rPr>
-                <w:rFonts w:ascii="Times New Roman" w:hAnsi="Times New Roman" w:eastAsia="Times New Roman" w:cs="Times New Roman"/>
-                <w:color w:val="000000"/>
-              </w:rPr>
-              <w:t>Xem danh sách các bài đánh giá công khai (số sao, nội dung, hình ảnh, ngày đăng)</w:t>
+                <w:b w:val="0"/>
+                <w:bCs w:val="0"/>
+                <w:color w:val="000000"/>
+              </w:rPr>
+            </w:pPr>
+            <w:r>
+              <w:rPr>
+                <w:rFonts w:ascii="Times New Roman" w:hAnsi="Times New Roman" w:eastAsia="Times New Roman" w:cs="Times New Roman"/>
+                <w:b w:val="0"/>
+                <w:bCs w:val="0"/>
+                <w:color w:val="000000"/>
+              </w:rPr>
+              <w:t>Viết bình luận văn bản cho sản phẩm đã mua</w:t>
+            </w:r>
+          </w:p>
+        </w:tc>
+        <w:tc>
+          <w:tcPr>
+            <w:tcW w:w="2500" w:type="dxa"/>
+            <w:shd w:val="clear" w:color="auto" w:fill="FFFFFF"/>
+          </w:tcPr>
+          <w:p>
+            <w:pPr>
+              <w:rPr>
+                <w:rFonts w:ascii="Times New Roman" w:hAnsi="Times New Roman" w:eastAsia="Times New Roman" w:cs="Times New Roman"/>
+                <w:b w:val="0"/>
+                <w:bCs w:val="0"/>
+                <w:color w:val="000000"/>
+              </w:rPr>
+            </w:pPr>
+            <w:r>
+              <w:rPr>
+                <w:rFonts w:ascii="Times New Roman" w:hAnsi="Times New Roman" w:eastAsia="Times New Roman" w:cs="Times New Roman"/>
+                <w:b w:val="0"/>
+                <w:bCs w:val="0"/>
+                <w:color w:val="000000"/>
+              </w:rPr>
+              <w:t>Mô tả chi tiết trải nghiệm sử dụng cho người mua sau tham khảo.</w:t>
             </w:r>
           </w:p>
         </w:tc>
@@ -1941,53 +1262,735 @@
             <w:right w:w="200" w:type="dxa"/>
           </w:tblCellMar>
         </w:tblPrEx>
-        <w:tc>
-          <w:tcPr>
-            <w:tcW w:w="3500" w:type="dxa"/>
+        <w:trPr>
+          <w:trHeight w:val="727" w:hRule="atLeast"/>
+        </w:trPr>
+        <w:tc>
+          <w:tcPr>
+            <w:tcW w:w="2500" w:type="dxa"/>
             <w:shd w:val="clear" w:color="auto" w:fill="auto"/>
           </w:tcPr>
           <w:p>
             <w:pPr>
               <w:rPr>
                 <w:rFonts w:ascii="Times New Roman" w:hAnsi="Times New Roman" w:eastAsia="Times New Roman" w:cs="Times New Roman"/>
-                <w:color w:val="000000"/>
-              </w:rPr>
-            </w:pPr>
-            <w:r>
+                <w:b w:val="0"/>
+                <w:bCs w:val="0"/>
+                <w:color w:val="000000"/>
+              </w:rPr>
+            </w:pPr>
+            <w:r>
+              <w:rPr>
+                <w:rFonts w:ascii="Times New Roman" w:hAnsi="Times New Roman" w:eastAsia="Times New Roman" w:cs="Times New Roman"/>
+                <w:b w:val="0"/>
+                <w:bCs w:val="0"/>
+                <w:color w:val="000000"/>
+              </w:rPr>
+              <w:t>S2.2</w:t>
+            </w:r>
+            <w:r>
+              <w:rPr>
+                <w:rFonts w:ascii="Times New Roman" w:hAnsi="Times New Roman" w:eastAsia="Times New Roman" w:cs="Times New Roman"/>
+                <w:b w:val="0"/>
+                <w:bCs w:val="0"/>
+                <w:color w:val="000000"/>
+              </w:rPr>
+              <w:t xml:space="preserve"> (Tách từ S2)</w:t>
+            </w:r>
+          </w:p>
+        </w:tc>
+        <w:tc>
+          <w:tcPr>
+            <w:tcW w:w="2500" w:type="dxa"/>
+            <w:shd w:val="clear" w:color="auto" w:fill="auto"/>
+          </w:tcPr>
+          <w:p>
+            <w:pPr>
+              <w:rPr>
+                <w:rFonts w:ascii="Times New Roman" w:hAnsi="Times New Roman" w:eastAsia="Times New Roman" w:cs="Times New Roman"/>
+                <w:b w:val="0"/>
+                <w:bCs w:val="0"/>
+                <w:color w:val="000000"/>
+              </w:rPr>
+            </w:pPr>
+            <w:sdt>
+              <w:sdtPr>
+                <w:rPr>
+                  <w:b w:val="0"/>
+                  <w:bCs w:val="0"/>
+                </w:rPr>
+                <w:alias w:val="Đối tượng (As a)"/>
+                <w:id w:val="147470636"/>
+                <w:dropDownList>
+                  <w:listItem w:displayText="Khách hàng" w:value="Khách hàng"/>
+                  <w:listItem w:displayText="Quản trị viên (Admin)" w:value="Quản trị viên (Admin)"/>
+                </w:dropDownList>
+              </w:sdtPr>
+              <w:sdtEndPr>
+                <w:rPr>
+                  <w:b w:val="0"/>
+                  <w:bCs w:val="0"/>
+                </w:rPr>
+              </w:sdtEndPr>
+              <w:sdtContent>
+                <w:r>
+                  <w:rPr>
+                    <w:rFonts w:ascii="Times New Roman" w:hAnsi="Times New Roman" w:eastAsia="Times New Roman" w:cs="Times New Roman"/>
+                    <w:b w:val="0"/>
+                    <w:bCs w:val="0"/>
+                  </w:rPr>
+                  <w:t>Khách hàng</w:t>
+                </w:r>
+              </w:sdtContent>
+            </w:sdt>
+          </w:p>
+        </w:tc>
+        <w:tc>
+          <w:tcPr>
+            <w:tcW w:w="2500" w:type="dxa"/>
+            <w:shd w:val="clear" w:color="auto" w:fill="auto"/>
+          </w:tcPr>
+          <w:p>
+            <w:pPr>
+              <w:rPr>
+                <w:rFonts w:ascii="Times New Roman" w:hAnsi="Times New Roman" w:eastAsia="Times New Roman" w:cs="Times New Roman"/>
+                <w:b w:val="0"/>
+                <w:bCs w:val="0"/>
+                <w:color w:val="000000"/>
+              </w:rPr>
+            </w:pPr>
+            <w:r>
+              <w:rPr>
+                <w:rFonts w:ascii="Times New Roman" w:hAnsi="Times New Roman" w:eastAsia="Times New Roman" w:cs="Times New Roman"/>
+                <w:b w:val="0"/>
+                <w:bCs w:val="0"/>
+                <w:color w:val="000000"/>
+              </w:rPr>
+              <w:t>Đính kèm hình ảnh thực tế khi gửi đánh giá</w:t>
+            </w:r>
+          </w:p>
+        </w:tc>
+        <w:tc>
+          <w:tcPr>
+            <w:tcW w:w="2500" w:type="dxa"/>
+            <w:shd w:val="clear" w:color="auto" w:fill="FFFFFF"/>
+          </w:tcPr>
+          <w:p>
+            <w:pPr>
+              <w:rPr>
+                <w:rFonts w:ascii="Times New Roman" w:hAnsi="Times New Roman" w:eastAsia="Times New Roman" w:cs="Times New Roman"/>
+                <w:b w:val="0"/>
+                <w:bCs w:val="0"/>
+                <w:color w:val="000000"/>
+              </w:rPr>
+            </w:pPr>
+            <w:r>
+              <w:rPr>
+                <w:rFonts w:ascii="Times New Roman" w:hAnsi="Times New Roman" w:eastAsia="Times New Roman" w:cs="Times New Roman"/>
+                <w:b w:val="0"/>
+                <w:bCs w:val="0"/>
+                <w:color w:val="000000"/>
+              </w:rPr>
+              <w:t>Tăng tính xác thực và độ tin cậy cho bài đánh giá.</w:t>
+            </w:r>
+          </w:p>
+        </w:tc>
+      </w:tr>
+      <w:tr>
+        <w:tblPrEx>
+          <w:tblBorders>
+            <w:top w:val="single" w:color="auto" w:sz="4" w:space="0"/>
+            <w:left w:val="single" w:color="auto" w:sz="4" w:space="0"/>
+            <w:bottom w:val="single" w:color="auto" w:sz="4" w:space="0"/>
+            <w:right w:val="single" w:color="auto" w:sz="4" w:space="0"/>
+            <w:insideH w:val="single" w:color="auto" w:sz="4" w:space="0"/>
+            <w:insideV w:val="single" w:color="auto" w:sz="4" w:space="0"/>
+          </w:tblBorders>
+          <w:tblCellMar>
+            <w:top w:w="160" w:type="dxa"/>
+            <w:left w:w="200" w:type="dxa"/>
+            <w:bottom w:w="160" w:type="dxa"/>
+            <w:right w:w="200" w:type="dxa"/>
+          </w:tblCellMar>
+        </w:tblPrEx>
+        <w:trPr>
+          <w:trHeight w:val="972" w:hRule="atLeast"/>
+        </w:trPr>
+        <w:tc>
+          <w:tcPr>
+            <w:tcW w:w="2500" w:type="dxa"/>
+            <w:shd w:val="clear" w:color="auto" w:fill="auto"/>
+          </w:tcPr>
+          <w:p>
+            <w:pPr>
+              <w:rPr>
+                <w:rFonts w:ascii="Times New Roman" w:hAnsi="Times New Roman" w:eastAsia="Times New Roman" w:cs="Times New Roman"/>
+                <w:b w:val="0"/>
+                <w:bCs w:val="0"/>
+                <w:color w:val="000000"/>
+              </w:rPr>
+            </w:pPr>
+            <w:r>
+              <w:rPr>
+                <w:rFonts w:ascii="Times New Roman" w:hAnsi="Times New Roman" w:eastAsia="Times New Roman" w:cs="Times New Roman"/>
+                <w:b w:val="0"/>
+                <w:bCs w:val="0"/>
+                <w:color w:val="000000"/>
+              </w:rPr>
+              <w:t>S2.3</w:t>
+            </w:r>
+            <w:r>
+              <w:rPr>
+                <w:rFonts w:ascii="Times New Roman" w:hAnsi="Times New Roman" w:eastAsia="Times New Roman" w:cs="Times New Roman"/>
+                <w:b w:val="0"/>
+                <w:bCs w:val="0"/>
+                <w:color w:val="000000"/>
+              </w:rPr>
+              <w:t xml:space="preserve"> (Tách từ S2)</w:t>
+            </w:r>
+          </w:p>
+        </w:tc>
+        <w:tc>
+          <w:tcPr>
+            <w:tcW w:w="2500" w:type="dxa"/>
+            <w:shd w:val="clear" w:color="auto" w:fill="auto"/>
+          </w:tcPr>
+          <w:p>
+            <w:pPr>
+              <w:rPr>
+                <w:rFonts w:ascii="Times New Roman" w:hAnsi="Times New Roman" w:eastAsia="Times New Roman" w:cs="Times New Roman"/>
+                <w:b w:val="0"/>
+                <w:bCs w:val="0"/>
+                <w:color w:val="000000"/>
+              </w:rPr>
+            </w:pPr>
+            <w:sdt>
+              <w:sdtPr>
+                <w:rPr>
+                  <w:b w:val="0"/>
+                  <w:bCs w:val="0"/>
+                </w:rPr>
+                <w:alias w:val="Đối tượng (As a)"/>
+                <w:id w:val="147470864"/>
+                <w:dropDownList>
+                  <w:listItem w:displayText="Khách hàng" w:value="Khách hàng"/>
+                  <w:listItem w:displayText="Quản trị viên (Admin)" w:value="Quản trị viên (Admin)"/>
+                </w:dropDownList>
+              </w:sdtPr>
+              <w:sdtEndPr>
+                <w:rPr>
+                  <w:b w:val="0"/>
+                  <w:bCs w:val="0"/>
+                </w:rPr>
+              </w:sdtEndPr>
+              <w:sdtContent>
+                <w:r>
+                  <w:rPr>
+                    <w:rFonts w:ascii="Times New Roman" w:hAnsi="Times New Roman" w:eastAsia="Times New Roman" w:cs="Times New Roman"/>
+                    <w:b w:val="0"/>
+                    <w:bCs w:val="0"/>
+                  </w:rPr>
+                  <w:t>Quản trị viên (Admin)</w:t>
+                </w:r>
+              </w:sdtContent>
+            </w:sdt>
+          </w:p>
+        </w:tc>
+        <w:tc>
+          <w:tcPr>
+            <w:tcW w:w="2500" w:type="dxa"/>
+            <w:shd w:val="clear" w:color="auto" w:fill="auto"/>
+          </w:tcPr>
+          <w:p>
+            <w:pPr>
+              <w:rPr>
+                <w:rFonts w:ascii="Times New Roman" w:hAnsi="Times New Roman" w:eastAsia="Times New Roman" w:cs="Times New Roman"/>
+                <w:b w:val="0"/>
+                <w:bCs w:val="0"/>
+                <w:color w:val="000000"/>
+              </w:rPr>
+            </w:pPr>
+            <w:r>
+              <w:rPr>
+                <w:rFonts w:ascii="Times New Roman" w:hAnsi="Times New Roman" w:eastAsia="Times New Roman" w:cs="Times New Roman"/>
+                <w:b w:val="0"/>
+                <w:bCs w:val="0"/>
+                <w:color w:val="000000"/>
+              </w:rPr>
+              <w:t>Duyệt hoặc từ chối các bài đánh giá trước khi xuất bản</w:t>
+            </w:r>
+          </w:p>
+        </w:tc>
+        <w:tc>
+          <w:tcPr>
+            <w:tcW w:w="2500" w:type="dxa"/>
+            <w:shd w:val="clear" w:color="auto" w:fill="FFFFFF"/>
+          </w:tcPr>
+          <w:p>
+            <w:pPr>
+              <w:rPr>
+                <w:rFonts w:ascii="Times New Roman" w:hAnsi="Times New Roman" w:eastAsia="Times New Roman" w:cs="Times New Roman"/>
+                <w:b w:val="0"/>
+                <w:bCs w:val="0"/>
+                <w:color w:val="000000"/>
+              </w:rPr>
+            </w:pPr>
+            <w:r>
+              <w:rPr>
+                <w:rFonts w:ascii="Times New Roman" w:hAnsi="Times New Roman" w:eastAsia="Times New Roman" w:cs="Times New Roman"/>
+                <w:b w:val="0"/>
+                <w:bCs w:val="0"/>
+                <w:color w:val="000000"/>
+              </w:rPr>
+              <w:t>Đảm bảo nội dung công khai tuân thủ quy định và không chứa từ ngữ vi phạm.</w:t>
+            </w:r>
+          </w:p>
+        </w:tc>
+      </w:tr>
+      <w:tr>
+        <w:tblPrEx>
+          <w:tblBorders>
+            <w:top w:val="single" w:color="auto" w:sz="4" w:space="0"/>
+            <w:left w:val="single" w:color="auto" w:sz="4" w:space="0"/>
+            <w:bottom w:val="single" w:color="auto" w:sz="4" w:space="0"/>
+            <w:right w:val="single" w:color="auto" w:sz="4" w:space="0"/>
+            <w:insideH w:val="single" w:color="auto" w:sz="4" w:space="0"/>
+            <w:insideV w:val="single" w:color="auto" w:sz="4" w:space="0"/>
+          </w:tblBorders>
+          <w:tblCellMar>
+            <w:top w:w="160" w:type="dxa"/>
+            <w:left w:w="200" w:type="dxa"/>
+            <w:bottom w:w="160" w:type="dxa"/>
+            <w:right w:w="200" w:type="dxa"/>
+          </w:tblCellMar>
+        </w:tblPrEx>
+        <w:trPr>
+          <w:trHeight w:val="741" w:hRule="atLeast"/>
+        </w:trPr>
+        <w:tc>
+          <w:tcPr>
+            <w:tcW w:w="2500" w:type="dxa"/>
+            <w:shd w:val="clear" w:color="auto" w:fill="auto"/>
+          </w:tcPr>
+          <w:p>
+            <w:pPr>
+              <w:rPr>
+                <w:rFonts w:ascii="Times New Roman" w:hAnsi="Times New Roman" w:eastAsia="Times New Roman" w:cs="Times New Roman"/>
+                <w:b w:val="0"/>
+                <w:bCs w:val="0"/>
+                <w:color w:val="000000"/>
+              </w:rPr>
+            </w:pPr>
+            <w:r>
+              <w:rPr>
+                <w:rFonts w:ascii="Times New Roman" w:hAnsi="Times New Roman" w:eastAsia="Times New Roman" w:cs="Times New Roman"/>
+                <w:b w:val="0"/>
+                <w:bCs w:val="0"/>
+                <w:color w:val="000000"/>
+              </w:rPr>
+              <w:t>S3</w:t>
+            </w:r>
+            <w:r>
+              <w:rPr>
+                <w:rFonts w:ascii="Times New Roman" w:hAnsi="Times New Roman" w:eastAsia="Times New Roman" w:cs="Times New Roman"/>
+                <w:b w:val="0"/>
+                <w:bCs w:val="0"/>
+                <w:color w:val="000000"/>
+              </w:rPr>
+              <w:t xml:space="preserve"> (Bổ sung)</w:t>
+            </w:r>
+          </w:p>
+        </w:tc>
+        <w:tc>
+          <w:tcPr>
+            <w:tcW w:w="2500" w:type="dxa"/>
+            <w:shd w:val="clear" w:color="auto" w:fill="auto"/>
+          </w:tcPr>
+          <w:p>
+            <w:pPr>
+              <w:rPr>
+                <w:rFonts w:ascii="Times New Roman" w:hAnsi="Times New Roman" w:eastAsia="Times New Roman" w:cs="Times New Roman"/>
+                <w:b w:val="0"/>
+                <w:bCs w:val="0"/>
+                <w:color w:val="000000"/>
+              </w:rPr>
+            </w:pPr>
+            <w:sdt>
+              <w:sdtPr>
+                <w:rPr>
+                  <w:b w:val="0"/>
+                  <w:bCs w:val="0"/>
+                </w:rPr>
+                <w:alias w:val="Đối tượng (As a)"/>
+                <w:id w:val="147456094"/>
+                <w:dropDownList>
+                  <w:listItem w:displayText="Khách hàng" w:value="Khách hàng"/>
+                  <w:listItem w:displayText="Quản trị viên (Admin)" w:value="Quản trị viên (Admin)"/>
+                </w:dropDownList>
+              </w:sdtPr>
+              <w:sdtEndPr>
+                <w:rPr>
+                  <w:b w:val="0"/>
+                  <w:bCs w:val="0"/>
+                </w:rPr>
+              </w:sdtEndPr>
+              <w:sdtContent>
+                <w:r>
+                  <w:rPr>
+                    <w:rFonts w:ascii="Times New Roman" w:hAnsi="Times New Roman" w:eastAsia="Times New Roman" w:cs="Times New Roman"/>
+                    <w:b w:val="0"/>
+                    <w:bCs w:val="0"/>
+                  </w:rPr>
+                  <w:t>Khách hàng</w:t>
+                </w:r>
+              </w:sdtContent>
+            </w:sdt>
+          </w:p>
+        </w:tc>
+        <w:tc>
+          <w:tcPr>
+            <w:tcW w:w="2500" w:type="dxa"/>
+            <w:shd w:val="clear" w:color="auto" w:fill="auto"/>
+          </w:tcPr>
+          <w:p>
+            <w:pPr>
+              <w:rPr>
+                <w:rFonts w:ascii="Times New Roman" w:hAnsi="Times New Roman" w:eastAsia="Times New Roman" w:cs="Times New Roman"/>
+                <w:b w:val="0"/>
+                <w:bCs w:val="0"/>
+                <w:color w:val="000000"/>
+              </w:rPr>
+            </w:pPr>
+            <w:r>
+              <w:rPr>
+                <w:rFonts w:ascii="Times New Roman" w:hAnsi="Times New Roman" w:eastAsia="Times New Roman" w:cs="Times New Roman"/>
+                <w:b w:val="0"/>
+                <w:bCs w:val="0"/>
+                <w:color w:val="000000"/>
+              </w:rPr>
+              <w:t>Chỉnh sửa hoặc xóa bài đánh giá đã gửi trong vòng 7 ngày</w:t>
+            </w:r>
+          </w:p>
+        </w:tc>
+        <w:tc>
+          <w:tcPr>
+            <w:tcW w:w="2500" w:type="dxa"/>
+            <w:shd w:val="clear" w:color="auto" w:fill="FFFFFF"/>
+          </w:tcPr>
+          <w:p>
+            <w:pPr>
+              <w:rPr>
+                <w:rFonts w:ascii="Times New Roman" w:hAnsi="Times New Roman" w:eastAsia="Times New Roman" w:cs="Times New Roman"/>
+                <w:b w:val="0"/>
+                <w:bCs w:val="0"/>
+                <w:color w:val="000000"/>
+              </w:rPr>
+            </w:pPr>
+            <w:r>
+              <w:rPr>
+                <w:rFonts w:ascii="Times New Roman" w:hAnsi="Times New Roman" w:eastAsia="Times New Roman" w:cs="Times New Roman"/>
+                <w:b w:val="0"/>
+                <w:bCs w:val="0"/>
+                <w:color w:val="000000"/>
+              </w:rPr>
+              <w:t>Cập nhật thông tin chính xác nếu ý kiến thay đổi.</w:t>
+            </w:r>
+          </w:p>
+        </w:tc>
+      </w:tr>
+    </w:tbl>
+    <w:p>
+      <w:pPr>
+        <w:pStyle w:val="2"/>
+        <w:rPr>
+          <w:rFonts w:ascii="Times New Roman" w:hAnsi="Times New Roman" w:eastAsia="Times New Roman" w:cs="Times New Roman"/>
+          <w:b w:val="0"/>
+          <w:bCs w:val="0"/>
+          <w:color w:val="000000"/>
+        </w:rPr>
+      </w:pPr>
+      <w:bookmarkStart w:id="6" w:name="_wpstzahe5a3o" w:colFirst="0" w:colLast="0"/>
+      <w:bookmarkEnd w:id="6"/>
+      <w:bookmarkStart w:id="7" w:name="_GoBack"/>
+      <w:r>
+        <w:rPr>
+          <w:rFonts w:ascii="Times New Roman" w:hAnsi="Times New Roman" w:eastAsia="Times New Roman" w:cs="Times New Roman"/>
+          <w:b w:val="0"/>
+          <w:bCs w:val="0"/>
+          <w:color w:val="000000"/>
+        </w:rPr>
+        <w:t>FEATURE 2: XEM VÀ BỘ LỌC ĐÁNH GIÁ SẢN PHẨM</w:t>
+      </w:r>
+    </w:p>
+    <w:bookmarkEnd w:id="7"/>
+    <w:tbl>
+      <w:tblPr>
+        <w:tblStyle w:val="14"/>
+        <w:tblW w:w="9700" w:type="dxa"/>
+        <w:tblInd w:w="0" w:type="dxa"/>
+        <w:tblBorders>
+          <w:top w:val="single" w:color="auto" w:sz="4" w:space="0"/>
+          <w:left w:val="single" w:color="auto" w:sz="4" w:space="0"/>
+          <w:bottom w:val="single" w:color="auto" w:sz="4" w:space="0"/>
+          <w:right w:val="single" w:color="auto" w:sz="4" w:space="0"/>
+          <w:insideH w:val="single" w:color="auto" w:sz="4" w:space="0"/>
+          <w:insideV w:val="single" w:color="auto" w:sz="4" w:space="0"/>
+        </w:tblBorders>
+        <w:tblLayout w:type="fixed"/>
+        <w:tblCellMar>
+          <w:top w:w="160" w:type="dxa"/>
+          <w:left w:w="200" w:type="dxa"/>
+          <w:bottom w:w="160" w:type="dxa"/>
+          <w:right w:w="200" w:type="dxa"/>
+        </w:tblCellMar>
+      </w:tblPr>
+      <w:tblGrid>
+        <w:gridCol w:w="2425"/>
+        <w:gridCol w:w="2425"/>
+        <w:gridCol w:w="2425"/>
+        <w:gridCol w:w="2425"/>
+      </w:tblGrid>
+      <w:tr>
+        <w:tblPrEx>
+          <w:tblBorders>
+            <w:top w:val="single" w:color="auto" w:sz="4" w:space="0"/>
+            <w:left w:val="single" w:color="auto" w:sz="4" w:space="0"/>
+            <w:bottom w:val="single" w:color="auto" w:sz="4" w:space="0"/>
+            <w:right w:val="single" w:color="auto" w:sz="4" w:space="0"/>
+            <w:insideH w:val="single" w:color="auto" w:sz="4" w:space="0"/>
+            <w:insideV w:val="single" w:color="auto" w:sz="4" w:space="0"/>
+          </w:tblBorders>
+          <w:tblCellMar>
+            <w:top w:w="160" w:type="dxa"/>
+            <w:left w:w="200" w:type="dxa"/>
+            <w:bottom w:w="160" w:type="dxa"/>
+            <w:right w:w="200" w:type="dxa"/>
+          </w:tblCellMar>
+        </w:tblPrEx>
+        <w:trPr>
+          <w:trHeight w:val="697" w:hRule="atLeast"/>
+          <w:tblHeader/>
+        </w:trPr>
+        <w:tc>
+          <w:tcPr>
+            <w:tcW w:w="2425" w:type="dxa"/>
+            <w:shd w:val="clear" w:color="auto" w:fill="auto"/>
+            <w:vAlign w:val="center"/>
+          </w:tcPr>
+          <w:p>
+            <w:pPr>
               <w:rPr>
                 <w:rFonts w:ascii="Times New Roman" w:hAnsi="Times New Roman" w:eastAsia="Times New Roman" w:cs="Times New Roman"/>
                 <w:b/>
                 <w:bCs/>
-                <w:color w:val="000000"/>
-              </w:rPr>
-              <w:t>S6</w:t>
-            </w:r>
-          </w:p>
-        </w:tc>
-        <w:tc>
-          <w:tcPr>
-            <w:tcW w:w="3500" w:type="dxa"/>
+                <w:i w:val="0"/>
+                <w:iCs w:val="0"/>
+                <w:color w:val="000000"/>
+                <w:sz w:val="21"/>
+                <w:szCs w:val="21"/>
+              </w:rPr>
+            </w:pPr>
+            <w:r>
+              <w:rPr>
+                <w:rFonts w:ascii="Times New Roman" w:hAnsi="Times New Roman" w:eastAsia="Times New Roman" w:cs="Times New Roman"/>
+                <w:b/>
+                <w:bCs/>
+                <w:i w:val="0"/>
+                <w:iCs w:val="0"/>
+                <w:color w:val="000000"/>
+                <w:sz w:val="21"/>
+                <w:szCs w:val="21"/>
+              </w:rPr>
+              <w:t>Mã Story</w:t>
+            </w:r>
+          </w:p>
+        </w:tc>
+        <w:tc>
+          <w:tcPr>
+            <w:tcW w:w="2425" w:type="dxa"/>
             <w:shd w:val="clear" w:color="auto" w:fill="auto"/>
-          </w:tcPr>
-          <w:p>
-            <w:pPr>
-              <w:rPr>
-                <w:rFonts w:ascii="Times New Roman" w:hAnsi="Times New Roman" w:eastAsia="Times New Roman" w:cs="Times New Roman"/>
+            <w:vAlign w:val="center"/>
+          </w:tcPr>
+          <w:p>
+            <w:pPr>
+              <w:rPr>
+                <w:rFonts w:ascii="Times New Roman" w:hAnsi="Times New Roman" w:eastAsia="Times New Roman" w:cs="Times New Roman"/>
+                <w:b/>
+                <w:bCs/>
+                <w:i w:val="0"/>
+                <w:iCs w:val="0"/>
+                <w:color w:val="000000"/>
+                <w:sz w:val="21"/>
+                <w:szCs w:val="21"/>
+              </w:rPr>
+            </w:pPr>
+            <w:r>
+              <w:rPr>
+                <w:rFonts w:ascii="Times New Roman" w:hAnsi="Times New Roman" w:eastAsia="Times New Roman" w:cs="Times New Roman"/>
+                <w:b/>
+                <w:bCs/>
+                <w:i w:val="0"/>
+                <w:iCs w:val="0"/>
+                <w:color w:val="000000"/>
+                <w:sz w:val="21"/>
+                <w:szCs w:val="21"/>
+              </w:rPr>
+              <w:t>Đối tượng (As a)</w:t>
+            </w:r>
+          </w:p>
+        </w:tc>
+        <w:tc>
+          <w:tcPr>
+            <w:tcW w:w="2425" w:type="dxa"/>
+            <w:shd w:val="clear" w:color="auto" w:fill="auto"/>
+            <w:vAlign w:val="center"/>
+          </w:tcPr>
+          <w:p>
+            <w:pPr>
+              <w:rPr>
+                <w:rFonts w:ascii="Times New Roman" w:hAnsi="Times New Roman" w:eastAsia="Times New Roman" w:cs="Times New Roman"/>
+                <w:b/>
+                <w:bCs/>
+                <w:i w:val="0"/>
+                <w:iCs w:val="0"/>
+                <w:color w:val="000000"/>
+                <w:sz w:val="21"/>
+                <w:szCs w:val="21"/>
+              </w:rPr>
+            </w:pPr>
+            <w:r>
+              <w:rPr>
+                <w:rFonts w:ascii="Times New Roman" w:hAnsi="Times New Roman" w:eastAsia="Times New Roman" w:cs="Times New Roman"/>
+                <w:b/>
+                <w:bCs/>
+                <w:i w:val="0"/>
+                <w:iCs w:val="0"/>
+                <w:color w:val="000000"/>
+                <w:sz w:val="21"/>
+                <w:szCs w:val="21"/>
+              </w:rPr>
+              <w:t>Hành động (I want)</w:t>
+            </w:r>
+          </w:p>
+        </w:tc>
+        <w:tc>
+          <w:tcPr>
+            <w:tcW w:w="2425" w:type="dxa"/>
+            <w:shd w:val="clear" w:color="auto" w:fill="auto"/>
+            <w:vAlign w:val="center"/>
+          </w:tcPr>
+          <w:p>
+            <w:pPr>
+              <w:rPr>
+                <w:rFonts w:ascii="Times New Roman" w:hAnsi="Times New Roman" w:eastAsia="Times New Roman" w:cs="Times New Roman"/>
+                <w:b/>
+                <w:bCs/>
+                <w:i w:val="0"/>
+                <w:iCs w:val="0"/>
+                <w:color w:val="000000"/>
+                <w:sz w:val="21"/>
+                <w:szCs w:val="21"/>
+              </w:rPr>
+            </w:pPr>
+            <w:r>
+              <w:rPr>
+                <w:rFonts w:ascii="Times New Roman" w:hAnsi="Times New Roman" w:eastAsia="Times New Roman" w:cs="Times New Roman"/>
+                <w:b/>
+                <w:bCs/>
+                <w:i w:val="0"/>
+                <w:iCs w:val="0"/>
+                <w:color w:val="000000"/>
+                <w:sz w:val="21"/>
+                <w:szCs w:val="21"/>
+              </w:rPr>
+              <w:t>Mục đích (So that)</w:t>
+            </w:r>
+          </w:p>
+        </w:tc>
+      </w:tr>
+      <w:tr>
+        <w:tblPrEx>
+          <w:tblBorders>
+            <w:top w:val="single" w:color="auto" w:sz="4" w:space="0"/>
+            <w:left w:val="single" w:color="auto" w:sz="4" w:space="0"/>
+            <w:bottom w:val="single" w:color="auto" w:sz="4" w:space="0"/>
+            <w:right w:val="single" w:color="auto" w:sz="4" w:space="0"/>
+            <w:insideH w:val="single" w:color="auto" w:sz="4" w:space="0"/>
+            <w:insideV w:val="single" w:color="auto" w:sz="4" w:space="0"/>
+          </w:tblBorders>
+          <w:tblCellMar>
+            <w:top w:w="160" w:type="dxa"/>
+            <w:left w:w="200" w:type="dxa"/>
+            <w:bottom w:w="160" w:type="dxa"/>
+            <w:right w:w="200" w:type="dxa"/>
+          </w:tblCellMar>
+        </w:tblPrEx>
+        <w:trPr>
+          <w:trHeight w:val="1776" w:hRule="atLeast"/>
+        </w:trPr>
+        <w:tc>
+          <w:tcPr>
+            <w:tcW w:w="2425" w:type="dxa"/>
+            <w:shd w:val="clear" w:color="auto" w:fill="auto"/>
+          </w:tcPr>
+          <w:p>
+            <w:pPr>
+              <w:rPr>
+                <w:rFonts w:ascii="Times New Roman" w:hAnsi="Times New Roman" w:eastAsia="Times New Roman" w:cs="Times New Roman"/>
+                <w:b w:val="0"/>
+                <w:bCs w:val="0"/>
+                <w:color w:val="000000"/>
+              </w:rPr>
+            </w:pPr>
+            <w:r>
+              <w:rPr>
+                <w:rFonts w:ascii="Times New Roman" w:hAnsi="Times New Roman" w:eastAsia="Times New Roman" w:cs="Times New Roman"/>
+                <w:b w:val="0"/>
+                <w:bCs w:val="0"/>
+                <w:color w:val="000000"/>
+              </w:rPr>
+              <w:t>S4</w:t>
+            </w:r>
+          </w:p>
+        </w:tc>
+        <w:tc>
+          <w:tcPr>
+            <w:tcW w:w="2425" w:type="dxa"/>
+            <w:shd w:val="clear" w:color="auto" w:fill="auto"/>
+          </w:tcPr>
+          <w:p>
+            <w:pPr>
+              <w:rPr>
+                <w:rFonts w:ascii="Times New Roman" w:hAnsi="Times New Roman" w:eastAsia="Times New Roman" w:cs="Times New Roman"/>
+                <w:b w:val="0"/>
+                <w:bCs w:val="0"/>
                 <w:color w:val="000000"/>
               </w:rPr>
             </w:pPr>
             <w:sdt>
               <w:sdtPr>
+                <w:rPr>
+                  <w:b w:val="0"/>
+                  <w:bCs w:val="0"/>
+                </w:rPr>
                 <w:alias w:val="Đối tượng (As a)"/>
-                <w:id w:val="1811918511"/>
+                <w:id w:val="147451603"/>
                 <w:dropDownList>
                   <w:listItem w:displayText="Người mua hàng" w:value="Người mua hàng"/>
                 </w:dropDownList>
               </w:sdtPr>
+              <w:sdtEndPr>
+                <w:rPr>
+                  <w:b w:val="0"/>
+                  <w:bCs w:val="0"/>
+                </w:rPr>
+              </w:sdtEndPr>
               <w:sdtContent>
                 <w:r>
                   <w:rPr>
                     <w:rFonts w:ascii="Times New Roman" w:hAnsi="Times New Roman" w:eastAsia="Times New Roman" w:cs="Times New Roman"/>
+                    <w:b w:val="0"/>
+                    <w:bCs w:val="0"/>
                   </w:rPr>
                   <w:t>Người mua hàng</w:t>
                 </w:r>
@@ -1997,22 +2000,333 @@
         </w:tc>
         <w:tc>
           <w:tcPr>
-            <w:tcW w:w="3500" w:type="dxa"/>
+            <w:tcW w:w="2425" w:type="dxa"/>
             <w:shd w:val="clear" w:color="auto" w:fill="auto"/>
           </w:tcPr>
           <w:p>
             <w:pPr>
               <w:rPr>
                 <w:rFonts w:ascii="Times New Roman" w:hAnsi="Times New Roman" w:eastAsia="Times New Roman" w:cs="Times New Roman"/>
-                <w:color w:val="000000"/>
-              </w:rPr>
-            </w:pPr>
-            <w:r>
-              <w:rPr>
-                <w:rFonts w:ascii="Times New Roman" w:hAnsi="Times New Roman" w:eastAsia="Times New Roman" w:cs="Times New Roman"/>
+                <w:b w:val="0"/>
+                <w:bCs w:val="0"/>
+                <w:color w:val="000000"/>
+              </w:rPr>
+            </w:pPr>
+            <w:r>
+              <w:rPr>
+                <w:rFonts w:ascii="Times New Roman" w:hAnsi="Times New Roman" w:eastAsia="Times New Roman" w:cs="Times New Roman"/>
+                <w:b w:val="0"/>
+                <w:bCs w:val="0"/>
+                <w:color w:val="000000"/>
+              </w:rPr>
+              <w:t>Xem điểm đánh giá trung bình và tổng số lượt đánh giá trên trang chi tiết</w:t>
+            </w:r>
+          </w:p>
+        </w:tc>
+        <w:tc>
+          <w:tcPr>
+            <w:tcW w:w="2425" w:type="dxa"/>
+            <w:shd w:val="clear" w:color="auto" w:fill="auto"/>
+          </w:tcPr>
+          <w:p>
+            <w:pPr>
+              <w:rPr>
+                <w:rFonts w:ascii="Times New Roman" w:hAnsi="Times New Roman" w:eastAsia="Times New Roman" w:cs="Times New Roman"/>
+                <w:b w:val="0"/>
+                <w:bCs w:val="0"/>
+                <w:color w:val="000000"/>
+              </w:rPr>
+            </w:pPr>
+            <w:r>
+              <w:rPr>
+                <w:rFonts w:ascii="Times New Roman" w:hAnsi="Times New Roman" w:eastAsia="Times New Roman" w:cs="Times New Roman"/>
+                <w:b w:val="0"/>
+                <w:bCs w:val="0"/>
+                <w:color w:val="000000"/>
+              </w:rPr>
+              <w:t>Có cái nhìn tổng quan về chất lượng sản phẩm trước khi quyết định mua.</w:t>
+            </w:r>
+          </w:p>
+        </w:tc>
+      </w:tr>
+      <w:tr>
+        <w:tblPrEx>
+          <w:tblBorders>
+            <w:top w:val="single" w:color="auto" w:sz="4" w:space="0"/>
+            <w:left w:val="single" w:color="auto" w:sz="4" w:space="0"/>
+            <w:bottom w:val="single" w:color="auto" w:sz="4" w:space="0"/>
+            <w:right w:val="single" w:color="auto" w:sz="4" w:space="0"/>
+            <w:insideH w:val="single" w:color="auto" w:sz="4" w:space="0"/>
+            <w:insideV w:val="single" w:color="auto" w:sz="4" w:space="0"/>
+          </w:tblBorders>
+          <w:tblCellMar>
+            <w:top w:w="160" w:type="dxa"/>
+            <w:left w:w="200" w:type="dxa"/>
+            <w:bottom w:w="160" w:type="dxa"/>
+            <w:right w:w="200" w:type="dxa"/>
+          </w:tblCellMar>
+        </w:tblPrEx>
+        <w:trPr>
+          <w:trHeight w:val="2133" w:hRule="atLeast"/>
+        </w:trPr>
+        <w:tc>
+          <w:tcPr>
+            <w:tcW w:w="2425" w:type="dxa"/>
+            <w:shd w:val="clear" w:color="auto" w:fill="auto"/>
+          </w:tcPr>
+          <w:p>
+            <w:pPr>
+              <w:rPr>
+                <w:rFonts w:ascii="Times New Roman" w:hAnsi="Times New Roman" w:eastAsia="Times New Roman" w:cs="Times New Roman"/>
+                <w:b w:val="0"/>
+                <w:bCs w:val="0"/>
+                <w:color w:val="000000"/>
+              </w:rPr>
+            </w:pPr>
+            <w:r>
+              <w:rPr>
+                <w:rFonts w:ascii="Times New Roman" w:hAnsi="Times New Roman" w:eastAsia="Times New Roman" w:cs="Times New Roman"/>
+                <w:b w:val="0"/>
+                <w:bCs w:val="0"/>
+                <w:color w:val="000000"/>
+              </w:rPr>
+              <w:t>S5</w:t>
+            </w:r>
+          </w:p>
+        </w:tc>
+        <w:tc>
+          <w:tcPr>
+            <w:tcW w:w="2425" w:type="dxa"/>
+            <w:shd w:val="clear" w:color="auto" w:fill="auto"/>
+          </w:tcPr>
+          <w:p>
+            <w:pPr>
+              <w:rPr>
+                <w:rFonts w:ascii="Times New Roman" w:hAnsi="Times New Roman" w:eastAsia="Times New Roman" w:cs="Times New Roman"/>
+                <w:b w:val="0"/>
+                <w:bCs w:val="0"/>
+                <w:color w:val="000000"/>
+              </w:rPr>
+            </w:pPr>
+            <w:sdt>
+              <w:sdtPr>
+                <w:rPr>
+                  <w:b w:val="0"/>
+                  <w:bCs w:val="0"/>
+                </w:rPr>
+                <w:alias w:val="Đối tượng (As a)"/>
+                <w:id w:val="147475046"/>
+                <w:dropDownList>
+                  <w:listItem w:displayText="Người mua hàng" w:value="Người mua hàng"/>
+                </w:dropDownList>
+              </w:sdtPr>
+              <w:sdtEndPr>
+                <w:rPr>
+                  <w:b w:val="0"/>
+                  <w:bCs w:val="0"/>
+                </w:rPr>
+              </w:sdtEndPr>
+              <w:sdtContent>
+                <w:r>
+                  <w:rPr>
+                    <w:rFonts w:ascii="Times New Roman" w:hAnsi="Times New Roman" w:eastAsia="Times New Roman" w:cs="Times New Roman"/>
+                    <w:b w:val="0"/>
+                    <w:bCs w:val="0"/>
+                  </w:rPr>
+                  <w:t>Người mua hàng</w:t>
+                </w:r>
+              </w:sdtContent>
+            </w:sdt>
+          </w:p>
+        </w:tc>
+        <w:tc>
+          <w:tcPr>
+            <w:tcW w:w="2425" w:type="dxa"/>
+            <w:shd w:val="clear" w:color="auto" w:fill="auto"/>
+          </w:tcPr>
+          <w:p>
+            <w:pPr>
+              <w:rPr>
+                <w:rFonts w:ascii="Times New Roman" w:hAnsi="Times New Roman" w:eastAsia="Times New Roman" w:cs="Times New Roman"/>
+                <w:b w:val="0"/>
+                <w:bCs w:val="0"/>
+                <w:color w:val="000000"/>
+              </w:rPr>
+            </w:pPr>
+            <w:r>
+              <w:rPr>
+                <w:rFonts w:ascii="Times New Roman" w:hAnsi="Times New Roman" w:eastAsia="Times New Roman" w:cs="Times New Roman"/>
+                <w:b w:val="0"/>
+                <w:bCs w:val="0"/>
+                <w:color w:val="000000"/>
+              </w:rPr>
+              <w:t>Xem danh sách các bài đánh giá công khai (số sao, nội dung, hình ảnh, ngày đăng)</w:t>
+            </w:r>
+          </w:p>
+        </w:tc>
+        <w:tc>
+          <w:tcPr>
+            <w:tcW w:w="2425" w:type="dxa"/>
+            <w:shd w:val="clear" w:color="auto" w:fill="auto"/>
+          </w:tcPr>
+          <w:p>
+            <w:pPr>
+              <w:rPr>
+                <w:rFonts w:ascii="Times New Roman" w:hAnsi="Times New Roman" w:eastAsia="Times New Roman" w:cs="Times New Roman"/>
+                <w:b w:val="0"/>
+                <w:bCs w:val="0"/>
+                <w:color w:val="000000"/>
+              </w:rPr>
+            </w:pPr>
+            <w:r>
+              <w:rPr>
+                <w:rFonts w:ascii="Times New Roman" w:hAnsi="Times New Roman" w:eastAsia="Times New Roman" w:cs="Times New Roman"/>
+                <w:b w:val="0"/>
+                <w:bCs w:val="0"/>
+                <w:color w:val="000000"/>
+              </w:rPr>
+              <w:t>Tham khảo các ý kiến thực tế từ những người đã mua trước đó.</w:t>
+            </w:r>
+          </w:p>
+        </w:tc>
+      </w:tr>
+      <w:tr>
+        <w:tblPrEx>
+          <w:tblBorders>
+            <w:top w:val="single" w:color="auto" w:sz="4" w:space="0"/>
+            <w:left w:val="single" w:color="auto" w:sz="4" w:space="0"/>
+            <w:bottom w:val="single" w:color="auto" w:sz="4" w:space="0"/>
+            <w:right w:val="single" w:color="auto" w:sz="4" w:space="0"/>
+            <w:insideH w:val="single" w:color="auto" w:sz="4" w:space="0"/>
+            <w:insideV w:val="single" w:color="auto" w:sz="4" w:space="0"/>
+          </w:tblBorders>
+          <w:tblCellMar>
+            <w:top w:w="160" w:type="dxa"/>
+            <w:left w:w="200" w:type="dxa"/>
+            <w:bottom w:w="160" w:type="dxa"/>
+            <w:right w:w="200" w:type="dxa"/>
+          </w:tblCellMar>
+        </w:tblPrEx>
+        <w:trPr>
+          <w:trHeight w:val="1787" w:hRule="atLeast"/>
+        </w:trPr>
+        <w:tc>
+          <w:tcPr>
+            <w:tcW w:w="2425" w:type="dxa"/>
+            <w:shd w:val="clear" w:color="auto" w:fill="auto"/>
+          </w:tcPr>
+          <w:p>
+            <w:pPr>
+              <w:rPr>
+                <w:rFonts w:ascii="Times New Roman" w:hAnsi="Times New Roman" w:eastAsia="Times New Roman" w:cs="Times New Roman"/>
+                <w:b w:val="0"/>
+                <w:bCs w:val="0"/>
+                <w:color w:val="000000"/>
+              </w:rPr>
+            </w:pPr>
+            <w:r>
+              <w:rPr>
+                <w:rFonts w:ascii="Times New Roman" w:hAnsi="Times New Roman" w:eastAsia="Times New Roman" w:cs="Times New Roman"/>
+                <w:b w:val="0"/>
+                <w:bCs w:val="0"/>
+                <w:color w:val="000000"/>
+              </w:rPr>
+              <w:t>S6</w:t>
+            </w:r>
+          </w:p>
+        </w:tc>
+        <w:tc>
+          <w:tcPr>
+            <w:tcW w:w="2425" w:type="dxa"/>
+            <w:shd w:val="clear" w:color="auto" w:fill="auto"/>
+          </w:tcPr>
+          <w:p>
+            <w:pPr>
+              <w:rPr>
+                <w:rFonts w:ascii="Times New Roman" w:hAnsi="Times New Roman" w:eastAsia="Times New Roman" w:cs="Times New Roman"/>
+                <w:b w:val="0"/>
+                <w:bCs w:val="0"/>
+                <w:color w:val="000000"/>
+              </w:rPr>
+            </w:pPr>
+            <w:sdt>
+              <w:sdtPr>
+                <w:rPr>
+                  <w:b w:val="0"/>
+                  <w:bCs w:val="0"/>
+                </w:rPr>
+                <w:alias w:val="Đối tượng (As a)"/>
+                <w:id w:val="147472810"/>
+                <w:dropDownList>
+                  <w:listItem w:displayText="Người mua hàng" w:value="Người mua hàng"/>
+                </w:dropDownList>
+              </w:sdtPr>
+              <w:sdtEndPr>
+                <w:rPr>
+                  <w:b w:val="0"/>
+                  <w:bCs w:val="0"/>
+                </w:rPr>
+              </w:sdtEndPr>
+              <w:sdtContent>
+                <w:r>
+                  <w:rPr>
+                    <w:rFonts w:ascii="Times New Roman" w:hAnsi="Times New Roman" w:eastAsia="Times New Roman" w:cs="Times New Roman"/>
+                    <w:b w:val="0"/>
+                    <w:bCs w:val="0"/>
+                  </w:rPr>
+                  <w:t>Người mua hàng</w:t>
+                </w:r>
+              </w:sdtContent>
+            </w:sdt>
+          </w:p>
+        </w:tc>
+        <w:tc>
+          <w:tcPr>
+            <w:tcW w:w="2425" w:type="dxa"/>
+            <w:shd w:val="clear" w:color="auto" w:fill="auto"/>
+          </w:tcPr>
+          <w:p>
+            <w:pPr>
+              <w:rPr>
+                <w:rFonts w:ascii="Times New Roman" w:hAnsi="Times New Roman" w:eastAsia="Times New Roman" w:cs="Times New Roman"/>
+                <w:b w:val="0"/>
+                <w:bCs w:val="0"/>
+                <w:color w:val="000000"/>
+              </w:rPr>
+            </w:pPr>
+            <w:r>
+              <w:rPr>
+                <w:rFonts w:ascii="Times New Roman" w:hAnsi="Times New Roman" w:eastAsia="Times New Roman" w:cs="Times New Roman"/>
+                <w:b w:val="0"/>
+                <w:bCs w:val="0"/>
                 <w:color w:val="000000"/>
               </w:rPr>
               <w:t>Lọc bài đánh giá theo số sao hoặc theo bài có hình ảnh</w:t>
+            </w:r>
+          </w:p>
+        </w:tc>
+        <w:tc>
+          <w:tcPr>
+            <w:tcW w:w="2425" w:type="dxa"/>
+            <w:shd w:val="clear" w:color="auto" w:fill="auto"/>
+          </w:tcPr>
+          <w:p>
+            <w:pPr>
+              <w:rPr>
+                <w:rFonts w:ascii="Times New Roman" w:hAnsi="Times New Roman" w:eastAsia="Times New Roman" w:cs="Times New Roman"/>
+                <w:b w:val="0"/>
+                <w:bCs w:val="0"/>
+                <w:color w:val="000000"/>
+              </w:rPr>
+            </w:pPr>
+            <w:r>
+              <w:rPr>
+                <w:rFonts w:ascii="Times New Roman" w:hAnsi="Times New Roman" w:eastAsia="Times New Roman" w:cs="Times New Roman"/>
+                <w:b w:val="0"/>
+                <w:bCs w:val="0"/>
+                <w:color w:val="000000"/>
+              </w:rPr>
+              <w:t>Nhanh chóng tìm thấy các nhận xét phù hợp với nhu cầu quan tâm.</w:t>
             </w:r>
           </w:p>
         </w:tc>
@@ -2022,7 +2336,17 @@
       <w:pPr>
         <w:rPr>
           <w:rFonts w:ascii="Times New Roman" w:hAnsi="Times New Roman" w:eastAsia="Times New Roman" w:cs="Times New Roman"/>
-          <w:color w:val="000000"/>
+          <w:b w:val="0"/>
+          <w:bCs w:val="0"/>
+          <w:color w:val="000000"/>
+        </w:rPr>
+      </w:pPr>
+    </w:p>
+    <w:p>
+      <w:pPr>
+        <w:rPr>
+          <w:b w:val="0"/>
+          <w:bCs w:val="0"/>
         </w:rPr>
       </w:pPr>
     </w:p>
